--- a/downloads/student/ai-3-week-04.docx
+++ b/downloads/student/ai-3-week-04.docx
@@ -2484,6 +2484,16 @@
     <w:p>
       <w:r>
         <w:t>Two tokens and one draw do not predict every output; temperature alone does not solve hallucinations.</w:t>
+      </w:r>
+    </w:p>
+    <w:p>
+      <w:r>
+        <w:t>Read the labelled picture: Does T=0.5 make B impossible, and does choosing A guarantee factual accuracy?</w:t>
+      </w:r>
+    </w:p>
+    <w:p>
+      <w:r>
+        <w:t>Change one thing: Set the draw to 0.97, keeping both distributions. Predict the result before checking the explanation. What remains the same?</w:t>
       </w:r>
     </w:p>
     <w:p>
@@ -4629,6 +4639,187 @@
     <w:p>
       <w:r>
         <w:t>Attempt the independent case before hints. Record whether you worked alone, used a hint or followed a model. After feedback, fix the first unsupported step and explain why it changed. A later check uses a changed case, not a copied answer.</w:t>
+      </w:r>
+    </w:p>
+    <w:p>
+      <w:pPr>
+        <w:pStyle w:val="Heading1"/>
+      </w:pPr>
+      <w:r>
+        <w:t>15. Your lesson route</w:t>
+      </w:r>
+    </w:p>
+    <w:p>
+      <w:r>
+        <w:t>Start with this question: A fictional two-token distribution illustrates variability in generation.</w:t>
+      </w:r>
+    </w:p>
+    <w:tbl>
+      <w:tblPr>
+        <w:tblStyle w:val="LightShading-Accent1"/>
+        <w:tblW w:type="auto" w:w="0"/>
+        <w:tblLook w:firstColumn="1" w:firstRow="1" w:lastColumn="0" w:lastRow="0" w:noHBand="0" w:noVBand="1" w:val="04A0"/>
+      </w:tblPr>
+      <w:tblGrid>
+        <w:gridCol w:w="5112"/>
+        <w:gridCol w:w="5112"/>
+      </w:tblGrid>
+      <w:tr>
+        <w:trPr>
+          <w:tblHeader/>
+        </w:trPr>
+        <w:tc>
+          <w:tcPr>
+            <w:tcW w:type="dxa" w:w="5112"/>
+          </w:tcPr>
+          <w:p>
+            <w:r>
+              <w:t>By the end, I can</w:t>
+            </w:r>
+          </w:p>
+        </w:tc>
+        <w:tc>
+          <w:tcPr>
+            <w:tcW w:type="dxa" w:w="5112"/>
+          </w:tcPr>
+          <w:p>
+            <w:r>
+              <w:t>How I will show it</w:t>
+            </w:r>
+          </w:p>
+        </w:tc>
+      </w:tr>
+      <w:tr>
+        <w:tc>
+          <w:tcPr>
+            <w:tcW w:type="dxa" w:w="5112"/>
+          </w:tcPr>
+          <w:p>
+            <w:r>
+              <w:t>Sample from a distribution using explicit cumulative intervals</w:t>
+            </w:r>
+          </w:p>
+        </w:tc>
+        <w:tc>
+          <w:tcPr>
+            <w:tcW w:type="dxa" w:w="5112"/>
+          </w:tcPr>
+          <w:p>
+            <w:r>
+              <w:t>Explain the deciding step, show a trace or test, and state one limit.</w:t>
+            </w:r>
+          </w:p>
+        </w:tc>
+      </w:tr>
+      <w:tr>
+        <w:tc>
+          <w:tcPr>
+            <w:tcW w:type="dxa" w:w="5112"/>
+          </w:tcPr>
+          <w:p>
+            <w:r>
+              <w:t>Calculate temperature-adjusted probabilities for a toy example</w:t>
+            </w:r>
+          </w:p>
+        </w:tc>
+        <w:tc>
+          <w:tcPr>
+            <w:tcW w:type="dxa" w:w="5112"/>
+          </w:tcPr>
+          <w:p>
+            <w:r>
+              <w:t>Explain the deciding step, show a trace or test, and state one limit.</w:t>
+            </w:r>
+          </w:p>
+        </w:tc>
+      </w:tr>
+      <w:tr>
+        <w:tc>
+          <w:tcPr>
+            <w:tcW w:type="dxa" w:w="5112"/>
+          </w:tcPr>
+          <w:p>
+            <w:r>
+              <w:t>Explain why random variation and factual reliability need separate evaluation</w:t>
+            </w:r>
+          </w:p>
+        </w:tc>
+        <w:tc>
+          <w:tcPr>
+            <w:tcW w:type="dxa" w:w="5112"/>
+          </w:tcPr>
+          <w:p>
+            <w:r>
+              <w:t>Explain the deciding step, show a trace or test, and state one limit.</w:t>
+            </w:r>
+          </w:p>
+        </w:tc>
+      </w:tr>
+    </w:tbl>
+    <w:p>
+      <w:r>
+        <w:t>Remember → watch and explain → try with help → investigate → try independently → keep project evidence. Your teacher may spread this lesson across several classes.</w:t>
+      </w:r>
+    </w:p>
+    <w:p>
+      <w:r>
+        <w:t>Keep your first prediction. Compare it with what the evidence shows and explain any change.</w:t>
+      </w:r>
+    </w:p>
+    <w:p>
+      <w:pPr>
+        <w:pStyle w:val="Heading1"/>
+      </w:pPr>
+      <w:r>
+        <w:t>16. Finish and return</w:t>
+      </w:r>
+    </w:p>
+    <w:p>
+      <w:r>
+        <w:t>Close your notes. Explain this goal in your own words: Sample from a distribution using explicit cumulative intervals</w:t>
+      </w:r>
+    </w:p>
+    <w:p>
+      <w:pPr>
+        <w:pStyle w:val="Heading3"/>
+      </w:pPr>
+      <w:r>
+        <w:t>My deciding step, evidence and one remaining question</w:t>
+      </w:r>
+    </w:p>
+    <w:p>
+      <w:r>
+        <w:t>________________________________________________________________</w:t>
+      </w:r>
+    </w:p>
+    <w:p>
+      <w:r>
+        <w:t>________________________________________________________________</w:t>
+      </w:r>
+    </w:p>
+    <w:p>
+      <w:r>
+        <w:t>________________________________________________________________</w:t>
+      </w:r>
+    </w:p>
+    <w:p>
+      <w:r>
+        <w:t>________________________________________________________________</w:t>
+      </w:r>
+    </w:p>
+    <w:p>
+      <w:r>
+        <w:t>________________________________________________________________</w:t>
+      </w:r>
+    </w:p>
+    <w:p>
+      <w:r>
+        <w:t>If you are unsure, return to the worked picture and explain one arrow. If you are ready, change an input or assumption and justify your prediction.</w:t>
+      </w:r>
+    </w:p>
+    <w:p>
+      <w:r>
+        <w:t>Save your workbook evidence. At the next review, try a different case before opening your old answer.</w:t>
       </w:r>
     </w:p>
     <w:sectPr>

--- a/downloads/student/ai-3-week-04.docx
+++ b/downloads/student/ai-3-week-04.docx
@@ -4820,6 +4820,202 @@
     <w:p>
       <w:r>
         <w:t>Save your workbook evidence. At the next review, try a different case before opening your old answer.</w:t>
+      </w:r>
+    </w:p>
+    <w:p>
+      <w:pPr>
+        <w:pStyle w:val="Heading1"/>
+      </w:pPr>
+      <w:r>
+        <w:t>17. Supported practice, repair and portfolio</w:t>
+      </w:r>
+    </w:p>
+    <w:p>
+      <w:r>
+        <w:t>Use this supported practice once, in the browser or on paper. Keep the reserved independent assessment for a separate first attempt before teacher feedback.</w:t>
+      </w:r>
+    </w:p>
+    <w:p>
+      <w:r>
+        <w:t>A fictional two-token distribution illustrates variability in generation.</w:t>
+      </w:r>
+    </w:p>
+    <w:p>
+      <w:pPr>
+        <w:pStyle w:val="Heading3"/>
+      </w:pPr>
+      <w:r>
+        <w:t>Practice 1: explain the deciding evidence</w:t>
+      </w:r>
+    </w:p>
+    <w:p>
+      <w:r>
+        <w:t>Which labelled step matches this detail? 0.85 is below 16/17, so T=0.5 selects A.</w:t>
+      </w:r>
+    </w:p>
+    <w:p>
+      <w:r>
+        <w:t>1. Normalise</w:t>
+      </w:r>
+    </w:p>
+    <w:p>
+      <w:r>
+        <w:t>2. Original distribution</w:t>
+      </w:r>
+    </w:p>
+    <w:p>
+      <w:r>
+        <w:t>3. T=0.5 weights</w:t>
+      </w:r>
+    </w:p>
+    <w:p>
+      <w:r>
+        <w:t>4. Same draw</w:t>
+      </w:r>
+    </w:p>
+    <w:p>
+      <w:pPr>
+        <w:pStyle w:val="Heading3"/>
+      </w:pPr>
+      <w:r>
+        <w:t>My selected conclusion, deciding fact and explanation</w:t>
+      </w:r>
+    </w:p>
+    <w:p>
+      <w:r>
+        <w:t>________________________________________________________________</w:t>
+      </w:r>
+    </w:p>
+    <w:p>
+      <w:r>
+        <w:t>________________________________________________________________</w:t>
+      </w:r>
+    </w:p>
+    <w:p>
+      <w:r>
+        <w:t>________________________________________________________________</w:t>
+      </w:r>
+    </w:p>
+    <w:p>
+      <w:r>
+        <w:t>________________________________________________________________</w:t>
+      </w:r>
+    </w:p>
+    <w:p>
+      <w:r>
+        <w:t>________________________________________________________________</w:t>
+      </w:r>
+    </w:p>
+    <w:p>
+      <w:r>
+        <w:t>Hint if needed: Read the steps in the pictorial case. Match the supplied detail to the stage that performs or records it.</w:t>
+      </w:r>
+    </w:p>
+    <w:p>
+      <w:r>
+        <w:t>After your attempt, compare with the supported explanation: Same draw 0.85 is below 16/17, so T=0.5 selects A. Lower positive temperature concentrates this unequal distribution on its larger entry. It changes sampling probabilities, not evidence for whether A or B is true. Using the same draw isolates how the distribution changes the decision. This formula is a toy probability-space illustration corresponding to a temperature-scaled model distribution.</w:t>
+      </w:r>
+    </w:p>
+    <w:p>
+      <w:pPr>
+        <w:pStyle w:val="Heading3"/>
+      </w:pPr>
+      <w:r>
+        <w:t>Practice 2: explain the deciding evidence</w:t>
+      </w:r>
+    </w:p>
+    <w:p>
+      <w:r>
+        <w:t>Changed-case practice: Set the draw to 0.97, keeping both distributions. Which conclusion is supported by the supplied facts?</w:t>
+      </w:r>
+    </w:p>
+    <w:p>
+      <w:r>
+        <w:t>1. This one example guarantees correct results for every future input.</w:t>
+      </w:r>
+    </w:p>
+    <w:p>
+      <w:r>
+        <w:t>2. Both temperatures select B.</w:t>
+      </w:r>
+    </w:p>
+    <w:p>
+      <w:r>
+        <w:t>3. We can decide the result without examining the changed input or the procedure.</w:t>
+      </w:r>
+    </w:p>
+    <w:p>
+      <w:pPr>
+        <w:pStyle w:val="Heading3"/>
+      </w:pPr>
+      <w:r>
+        <w:t>My selected conclusion, deciding fact and explanation</w:t>
+      </w:r>
+    </w:p>
+    <w:p>
+      <w:r>
+        <w:t>________________________________________________________________</w:t>
+      </w:r>
+    </w:p>
+    <w:p>
+      <w:r>
+        <w:t>________________________________________________________________</w:t>
+      </w:r>
+    </w:p>
+    <w:p>
+      <w:r>
+        <w:t>________________________________________________________________</w:t>
+      </w:r>
+    </w:p>
+    <w:p>
+      <w:r>
+        <w:t>________________________________________________________________</w:t>
+      </w:r>
+    </w:p>
+    <w:p>
+      <w:r>
+        <w:t>________________________________________________________________</w:t>
+      </w:r>
+    </w:p>
+    <w:p>
+      <w:r>
+        <w:t>Hint if needed: Use the changed condition and the deciding step in the pictorial trace. The answer must say what follows from those facts.</w:t>
+      </w:r>
+    </w:p>
+    <w:p>
+      <w:r>
+        <w:t>After your attempt, compare with the supported explanation: Both temperatures select B. 0.97 exceeds both A boundaries, 0.8 and approximately 0.9412.</w:t>
+      </w:r>
+    </w:p>
+    <w:p>
+      <w:pPr>
+        <w:pStyle w:val="Heading3"/>
+      </w:pPr>
+      <w:r>
+        <w:t>Repair a missing building block</w:t>
+      </w:r>
+    </w:p>
+    <w:p>
+      <w:r>
+        <w:t>Review Tokens and Context (ai-3/3). Goal: Account for fixed text, evidence and reserved output under a toy budget. Short practice: Can A alone justify answering 20 seats after the exception is known?. Return to this week and explain what you changed.</w:t>
+      </w:r>
+    </w:p>
+    <w:p>
+      <w:r>
+        <w:t>Review Predictive and Generative AI (ai-3/1). Goal: Distinguish discriminative prediction from generation by inspecting the requested output. Short practice: Identify the first unsupported claim and explain what source would be needed before asserting it.. Return to this week and explain what you changed.</w:t>
+      </w:r>
+    </w:p>
+    <w:p>
+      <w:pPr>
+        <w:pStyle w:val="Heading3"/>
+      </w:pPr>
+      <w:r>
+        <w:t>Keep your completed work</w:t>
+      </w:r>
+    </w:p>
+    <w:p>
+      <w:r>
+        <w:t>Use Download completed work in the hosted lesson to export your answers, reflections, practice feedback and code-run evidence. Open the HTML copy to read or print it. Drafts stay in this browser when storage is available; clear drafts on a shared device.</w:t>
       </w:r>
     </w:p>
     <w:sectPr>

--- a/downloads/student/ai-3-week-04.docx
+++ b/downloads/student/ai-3-week-04.docx
@@ -42,6 +42,11 @@
       </w:r>
     </w:p>
     <w:p>
+      <w:r>
+        <w:t>Start with the target: Sample from a distribution using explicit cumulative intervals. Try the recall before opening notes.</w:t>
+      </w:r>
+    </w:p>
+    <w:p>
       <w:pPr>
         <w:pStyle w:val="Heading3"/>
       </w:pPr>
@@ -50,17 +55,59 @@
       </w:r>
     </w:p>
     <w:p>
-      <w:r>
-        <w:t>I can sample from a distribution using explicit cumulative intervals.</w:t>
-      </w:r>
-    </w:p>
-    <w:p>
-      <w:r>
-        <w:t>I can calculate temperature-adjusted probabilities for a toy example.</w:t>
-      </w:r>
-    </w:p>
-    <w:p>
-      <w:r>
+      <w:pPr>
+        <w:spacing w:line="336" w:lineRule="auto" w:after="180"/>
+      </w:pPr>
+      <w:r>
+        <w:rPr>
+          <w:b w:val="0"/>
+        </w:rPr>
+        <w:t xml:space="preserve">I can sample from a distribution using explicit </w:t>
+      </w:r>
+      <w:r>
+        <w:rPr>
+          <w:b/>
+        </w:rPr>
+        <w:t>cumulative interval</w:t>
+      </w:r>
+      <w:r>
+        <w:rPr>
+          <w:b w:val="0"/>
+        </w:rPr>
+        <w:t>s.</w:t>
+      </w:r>
+    </w:p>
+    <w:p>
+      <w:pPr>
+        <w:spacing w:line="336" w:lineRule="auto" w:after="180"/>
+      </w:pPr>
+      <w:r>
+        <w:rPr>
+          <w:b w:val="0"/>
+        </w:rPr>
+        <w:t xml:space="preserve">I can calculate </w:t>
+      </w:r>
+      <w:r>
+        <w:rPr>
+          <w:b/>
+        </w:rPr>
+        <w:t>temperature</w:t>
+      </w:r>
+      <w:r>
+        <w:rPr>
+          <w:b w:val="0"/>
+        </w:rPr>
+        <w:t>-adjusted probabilities for a toy example.</w:t>
+      </w:r>
+    </w:p>
+    <w:p>
+      <w:pPr>
+        <w:spacing w:line="336" w:lineRule="auto" w:after="180"/>
+      </w:pPr>
+      <w:r>
+        <w:rPr>
+          <w:b w:val="0"/>
+        </w:rPr>
         <w:t>I can explain why random variation and factual reliability need separate evaluation.</w:t>
       </w:r>
     </w:p>
@@ -73,33 +120,117 @@
       </w:r>
     </w:p>
     <w:p>
-      <w:r>
-        <w:t>Close your notes first. A rough first answer helps us choose the right starting point; it is not a score for your ability.</w:t>
-      </w:r>
-    </w:p>
-    <w:p>
-      <w:r>
+      <w:pPr>
+        <w:spacing w:line="336" w:lineRule="auto" w:after="180"/>
+      </w:pPr>
+      <w:r>
+        <w:rPr>
+          <w:b w:val="0"/>
+        </w:rPr>
+        <w:t xml:space="preserve">Close your notes first. A rough first answer helps us choose the right starting point; it is not a </w:t>
+      </w:r>
+      <w:r>
+        <w:rPr>
+          <w:b/>
+        </w:rPr>
+        <w:t>score</w:t>
+      </w:r>
+      <w:r>
+        <w:rPr>
+          <w:b w:val="0"/>
+        </w:rPr>
+        <w:t xml:space="preserve"> for your ability.</w:t>
+      </w:r>
+    </w:p>
+    <w:p>
+      <w:pPr>
+        <w:spacing w:line="336" w:lineRule="auto" w:after="180"/>
+      </w:pPr>
+      <w:r>
+        <w:rPr>
+          <w:b w:val="0"/>
+        </w:rPr>
         <w:t>Without opening the old lesson, explain one key idea from Tokens and Context. Give an example and a mistake that the idea helps you avoid.</w:t>
       </w:r>
     </w:p>
     <w:p>
-      <w:r>
+      <w:pPr>
+        <w:spacing w:line="336" w:lineRule="auto" w:after="180"/>
+      </w:pPr>
+      <w:r>
+        <w:rPr>
+          <w:b w:val="0"/>
+        </w:rPr>
         <w:t>Without opening the old lesson, explain one key idea from Predictive and Generative AI. Give an example and a mistake that the idea helps you avoid.</w:t>
       </w:r>
     </w:p>
     <w:p>
-      <w:r>
-        <w:t>After trying, check the relevant lesson or ask your teacher. Change the part of your explanation that the evidence shows was wrong.</w:t>
-      </w:r>
-    </w:p>
-    <w:p>
-      <w:r>
-        <w:t>Week 4: Sampling and Variability</w:t>
-      </w:r>
-    </w:p>
-    <w:p>
-      <w:r>
-        <w:t>Decoding choices trade consistency, diversity, and risk.</w:t>
+      <w:pPr>
+        <w:spacing w:line="336" w:lineRule="auto" w:after="180"/>
+      </w:pPr>
+      <w:r>
+        <w:rPr>
+          <w:b w:val="0"/>
+        </w:rPr>
+        <w:t xml:space="preserve">After trying, check the relevant lesson or ask your teacher. Change the part of your explanation that the </w:t>
+      </w:r>
+      <w:r>
+        <w:rPr>
+          <w:b/>
+        </w:rPr>
+        <w:t>evidence</w:t>
+      </w:r>
+      <w:r>
+        <w:rPr>
+          <w:b w:val="0"/>
+        </w:rPr>
+        <w:t xml:space="preserve"> shows was wrong.</w:t>
+      </w:r>
+    </w:p>
+    <w:p>
+      <w:pPr>
+        <w:spacing w:line="336" w:lineRule="auto" w:after="180"/>
+      </w:pPr>
+      <w:r>
+        <w:rPr>
+          <w:b w:val="0"/>
+        </w:rPr>
+        <w:t xml:space="preserve">Week 4: </w:t>
+      </w:r>
+      <w:r>
+        <w:rPr>
+          <w:b/>
+        </w:rPr>
+        <w:t>Sampling</w:t>
+      </w:r>
+      <w:r>
+        <w:rPr>
+          <w:b w:val="0"/>
+        </w:rPr>
+        <w:t xml:space="preserve"> and </w:t>
+      </w:r>
+      <w:r>
+        <w:rPr>
+          <w:b/>
+        </w:rPr>
+        <w:t>Variability</w:t>
+      </w:r>
+    </w:p>
+    <w:p>
+      <w:pPr>
+        <w:spacing w:line="336" w:lineRule="auto" w:after="180"/>
+      </w:pPr>
+      <w:r>
+        <w:rPr>
+          <w:b/>
+        </w:rPr>
+        <w:t>Decoding</w:t>
+      </w:r>
+      <w:r>
+        <w:rPr>
+          <w:b w:val="0"/>
+        </w:rPr>
+        <w:t xml:space="preserve"> choices trade consistency, diversity, and risk.</w:t>
       </w:r>
     </w:p>
     <w:p>
@@ -139,17 +270,47 @@
       </w:r>
     </w:p>
     <w:p>
-      <w:r>
+      <w:pPr>
+        <w:spacing w:line="336" w:lineRule="auto" w:after="180"/>
+      </w:pPr>
+      <w:r>
+        <w:rPr>
+          <w:b/>
+        </w:rPr>
         <w:t>CREATOR MISSION</w:t>
       </w:r>
     </w:p>
     <w:p>
-      <w:r>
-        <w:t>Compare low- and high-variability story continuations.</w:t>
-      </w:r>
-    </w:p>
-    <w:p>
-      <w:r>
+      <w:pPr>
+        <w:spacing w:line="336" w:lineRule="auto" w:after="180"/>
+      </w:pPr>
+      <w:r>
+        <w:rPr>
+          <w:b w:val="0"/>
+        </w:rPr>
+        <w:t>Compare low- and high-</w:t>
+      </w:r>
+      <w:r>
+        <w:rPr>
+          <w:b/>
+        </w:rPr>
+        <w:t>variability</w:t>
+      </w:r>
+      <w:r>
+        <w:rPr>
+          <w:b w:val="0"/>
+        </w:rPr>
+        <w:t xml:space="preserve"> story continuations.</w:t>
+      </w:r>
+    </w:p>
+    <w:p>
+      <w:pPr>
+        <w:spacing w:line="336" w:lineRule="auto" w:after="180"/>
+      </w:pPr>
+      <w:r>
+        <w:rPr>
+          <w:b w:val="0"/>
+        </w:rPr>
         <w:t>Creator name and date:</w:t>
       </w:r>
     </w:p>
@@ -195,7 +356,14 @@
       </w:r>
     </w:p>
     <w:p>
-      <w:r>
+      <w:pPr>
+        <w:spacing w:line="336" w:lineRule="auto" w:after="180"/>
+        <w:shd w:fill="F5F1FB"/>
+      </w:pPr>
+      <w:r>
+        <w:rPr>
+          <w:b w:val="0"/>
+        </w:rPr>
         <w:t>Does the largest next-token probability guarantee the largest complete-path probability?</w:t>
       </w:r>
     </w:p>
@@ -208,7 +376,14 @@
       </w:r>
     </w:p>
     <w:p>
-      <w:r>
+      <w:pPr>
+        <w:spacing w:line="336" w:lineRule="auto" w:after="180"/>
+        <w:shd w:fill="F5F1FB"/>
+      </w:pPr>
+      <w:r>
+        <w:rPr>
+          <w:b w:val="0"/>
+        </w:rPr>
         <w:t>What must happen to permitted weights after excluding a position?</w:t>
       </w:r>
     </w:p>
@@ -244,8 +419,38 @@
       </w:r>
     </w:p>
     <w:p>
-      <w:r>
-        <w:t>By the end, I can calculate a toy temperature change and trace a sampling draw.</w:t>
+      <w:pPr>
+        <w:spacing w:line="336" w:lineRule="auto" w:after="180"/>
+      </w:pPr>
+      <w:r>
+        <w:rPr>
+          <w:b w:val="0"/>
+        </w:rPr>
+        <w:t xml:space="preserve">By the end, I can calculate a toy </w:t>
+      </w:r>
+      <w:r>
+        <w:rPr>
+          <w:b/>
+        </w:rPr>
+        <w:t>temperature</w:t>
+      </w:r>
+      <w:r>
+        <w:rPr>
+          <w:b w:val="0"/>
+        </w:rPr>
+        <w:t xml:space="preserve"> change and trace a </w:t>
+      </w:r>
+      <w:r>
+        <w:rPr>
+          <w:b/>
+        </w:rPr>
+        <w:t>sampling</w:t>
+      </w:r>
+      <w:r>
+        <w:rPr>
+          <w:b w:val="0"/>
+        </w:rPr>
+        <w:t xml:space="preserve"> draw.</w:t>
       </w:r>
     </w:p>
     <w:p>
@@ -258,17 +463,52 @@
     </w:p>
     <w:p>
       <w:r>
+        <w:t>Investigate the supplied Sampling and Variability case. Separate observations, given facts and assumptions before choosing an explanation.</w:t>
+      </w:r>
+    </w:p>
+    <w:p>
+      <w:pPr>
+        <w:spacing w:line="336" w:lineRule="auto" w:after="180"/>
+      </w:pPr>
+      <w:r>
+        <w:rPr>
+          <w:b/>
+        </w:rPr>
         <w:t>PICTURE STORY</w:t>
       </w:r>
     </w:p>
     <w:p>
-      <w:r>
+      <w:pPr>
+        <w:spacing w:line="336" w:lineRule="auto" w:after="180"/>
+      </w:pPr>
+      <w:r>
+        <w:rPr>
+          <w:b w:val="0"/>
+        </w:rPr>
         <w:t>Notice → Predict → Explain</w:t>
       </w:r>
     </w:p>
     <w:p>
-      <w:r>
-        <w:t>Begin with visible evidence. Do not explain more than the picture and information support.</w:t>
+      <w:pPr>
+        <w:spacing w:line="336" w:lineRule="auto" w:after="180"/>
+      </w:pPr>
+      <w:r>
+        <w:rPr>
+          <w:b w:val="0"/>
+        </w:rPr>
+        <w:t xml:space="preserve">Begin with visible </w:t>
+      </w:r>
+      <w:r>
+        <w:rPr>
+          <w:b/>
+        </w:rPr>
+        <w:t>evidence</w:t>
+      </w:r>
+      <w:r>
+        <w:rPr>
+          <w:b w:val="0"/>
+        </w:rPr>
+        <w:t>. Do not explain more than the picture and information support.</w:t>
       </w:r>
     </w:p>
     <w:p>
@@ -308,18 +548,94 @@
       </w:r>
     </w:p>
     <w:p>
-      <w:r>
+      <w:pPr>
+        <w:pStyle w:val="Heading3"/>
+      </w:pPr>
+      <w:r>
+        <w:t>Start with this puzzle</w:t>
+      </w:r>
+    </w:p>
+    <w:p>
+      <w:pPr>
+        <w:spacing w:line="336" w:lineRule="auto" w:after="180"/>
+        <w:shd w:fill="F1F6FC"/>
+      </w:pPr>
+      <w:r>
+        <w:rPr>
+          <w:b w:val="0"/>
+        </w:rPr>
         <w:t>MYSTERY</w:t>
       </w:r>
     </w:p>
     <w:p>
-      <w:r>
-        <w:t>The learners must use sampling and variability to solve a problem. What information do they have? What decision or calculation do they make? What would count as evidence that it worked?</w:t>
-      </w:r>
-    </w:p>
-    <w:p>
-      <w:r>
-        <w:t>Three observations (what you can point to):</w:t>
+      <w:pPr>
+        <w:spacing w:line="336" w:lineRule="auto" w:after="180"/>
+        <w:shd w:fill="F5F1FB"/>
+      </w:pPr>
+      <w:r>
+        <w:rPr>
+          <w:b w:val="0"/>
+        </w:rPr>
+        <w:t xml:space="preserve">The learners must use </w:t>
+      </w:r>
+      <w:r>
+        <w:rPr>
+          <w:b/>
+        </w:rPr>
+        <w:t>sampling</w:t>
+      </w:r>
+      <w:r>
+        <w:rPr>
+          <w:b w:val="0"/>
+        </w:rPr>
+        <w:t xml:space="preserve"> and </w:t>
+      </w:r>
+      <w:r>
+        <w:rPr>
+          <w:b/>
+        </w:rPr>
+        <w:t>variability</w:t>
+      </w:r>
+      <w:r>
+        <w:rPr>
+          <w:b w:val="0"/>
+        </w:rPr>
+        <w:t xml:space="preserve"> to solve a problem. What information do they have? What decision or calculation do they make? What would count as </w:t>
+      </w:r>
+      <w:r>
+        <w:rPr>
+          <w:b/>
+        </w:rPr>
+        <w:t>evidence</w:t>
+      </w:r>
+      <w:r>
+        <w:rPr>
+          <w:b w:val="0"/>
+        </w:rPr>
+        <w:t xml:space="preserve"> that it worked?</w:t>
+      </w:r>
+    </w:p>
+    <w:p>
+      <w:pPr>
+        <w:spacing w:line="336" w:lineRule="auto" w:after="180"/>
+      </w:pPr>
+      <w:r>
+        <w:rPr>
+          <w:b w:val="0"/>
+        </w:rPr>
+        <w:t xml:space="preserve">Three </w:t>
+      </w:r>
+      <w:r>
+        <w:rPr>
+          <w:b/>
+        </w:rPr>
+        <w:t>observation</w:t>
+      </w:r>
+      <w:r>
+        <w:rPr>
+          <w:b w:val="0"/>
+        </w:rPr>
+        <w:t>s (what you can point to):</w:t>
       </w:r>
     </w:p>
     <w:p>
@@ -356,8 +672,26 @@
       </w:r>
     </w:p>
     <w:p>
-      <w:r>
-        <w:t>My prediction and the clue supporting it:</w:t>
+      <w:pPr>
+        <w:spacing w:line="336" w:lineRule="auto" w:after="180"/>
+      </w:pPr>
+      <w:r>
+        <w:rPr>
+          <w:b w:val="0"/>
+        </w:rPr>
+        <w:t xml:space="preserve">My </w:t>
+      </w:r>
+      <w:r>
+        <w:rPr>
+          <w:b/>
+        </w:rPr>
+        <w:t>prediction</w:t>
+      </w:r>
+      <w:r>
+        <w:rPr>
+          <w:b w:val="0"/>
+        </w:rPr>
+        <w:t xml:space="preserve"> and the clue supporting it:</w:t>
       </w:r>
     </w:p>
     <w:p>
@@ -402,13 +736,101 @@
       </w:r>
     </w:p>
     <w:p>
-      <w:r>
-        <w:t>Start with probabilities red 0.6, blue 0.3, green 0.1 in that fixed order. Greedy chooses red. Sampling uses a draw u with 0 &lt;= u &lt; 1 and cumulative intervals: red [0,0.6), blue [0.6,0.9), green [0.9,1). Left endpoints are included, right endpoints excluded. Thus u=0.6 selects blue and u=0.9 selects green. The draw 1 is outside this contract.</w:t>
-      </w:r>
-    </w:p>
-    <w:p>
-      <w:r>
-        <w:t>Sampling does not mean choosing all tokens equally. Across many independent draws the frequencies may approach the specified probabilities, but a small sample need not match them exactly. Fixed recorded draws allow a reproducible classroom trace. A random seed and generator version help replay a real sampling program, not establish the truth of outputs.</w:t>
+      <w:pPr>
+        <w:spacing w:line="336" w:lineRule="auto" w:after="180"/>
+      </w:pPr>
+      <w:r>
+        <w:rPr>
+          <w:b w:val="0"/>
+        </w:rPr>
+        <w:t xml:space="preserve">Start with probabilities red 0.6, blue 0.3, green 0.1 in that fixed order. Greedy chooses red. </w:t>
+      </w:r>
+      <w:r>
+        <w:rPr>
+          <w:b/>
+        </w:rPr>
+        <w:t>Sampling</w:t>
+      </w:r>
+      <w:r>
+        <w:rPr>
+          <w:b w:val="0"/>
+        </w:rPr>
+        <w:t xml:space="preserve"> uses a draw u with 0 &lt;= u &lt; 1 and </w:t>
+      </w:r>
+      <w:r>
+        <w:rPr>
+          <w:b/>
+        </w:rPr>
+        <w:t>cumulative interval</w:t>
+      </w:r>
+      <w:r>
+        <w:rPr>
+          <w:b w:val="0"/>
+        </w:rPr>
+        <w:t>s: red [0,0.6), blue [0.6,0.9), green [0.9,1).</w:t>
+      </w:r>
+    </w:p>
+    <w:p>
+      <w:pPr>
+        <w:spacing w:line="336" w:lineRule="auto" w:after="180"/>
+      </w:pPr>
+      <w:r>
+        <w:rPr>
+          <w:b w:val="0"/>
+        </w:rPr>
+        <w:t>Left endpoints are included, right endpoints excluded. Thus u=0.6 selects blue and u=0.9 selects green. The draw 1 is outside this contract.</w:t>
+      </w:r>
+    </w:p>
+    <w:p>
+      <w:pPr>
+        <w:spacing w:line="336" w:lineRule="auto" w:after="180"/>
+      </w:pPr>
+      <w:r>
+        <w:rPr>
+          <w:b/>
+        </w:rPr>
+        <w:t>Sampling</w:t>
+      </w:r>
+      <w:r>
+        <w:rPr>
+          <w:b w:val="0"/>
+        </w:rPr>
+        <w:t xml:space="preserve"> does not mean choosing all tokens equally. Across many independent draws the frequencies may approach the specified probabilities, but a small sample need not match them exactly.</w:t>
+      </w:r>
+    </w:p>
+    <w:p>
+      <w:pPr>
+        <w:spacing w:line="336" w:lineRule="auto" w:after="180"/>
+      </w:pPr>
+      <w:r>
+        <w:rPr>
+          <w:b w:val="0"/>
+        </w:rPr>
+        <w:t xml:space="preserve">Fixed recorded draws allow a reproducible classroom trace. A random seed and generator version help replay a real </w:t>
+      </w:r>
+      <w:r>
+        <w:rPr>
+          <w:b/>
+        </w:rPr>
+        <w:t>sampling</w:t>
+      </w:r>
+      <w:r>
+        <w:rPr>
+          <w:b w:val="0"/>
+        </w:rPr>
+        <w:t xml:space="preserve"> program, not establish the truth of </w:t>
+      </w:r>
+      <w:r>
+        <w:rPr>
+          <w:b/>
+        </w:rPr>
+        <w:t>output</w:t>
+      </w:r>
+      <w:r>
+        <w:rPr>
+          <w:b w:val="0"/>
+        </w:rPr>
+        <w:t>s.</w:t>
       </w:r>
     </w:p>
     <w:p>
@@ -420,13 +842,142 @@
       </w:r>
     </w:p>
     <w:p>
-      <w:r>
-        <w:t>For one query q and keys k_i of width d, compute score s_i = dot(q,k_i)/sqrt(d). Then obtain weights from softmax and combine value vectors. Dot products may be negative; probabilities cannot. The softmax performs the conversion. This is a single-head classroom calculation, not a full language model.</w:t>
-      </w:r>
-    </w:p>
-    <w:p>
-      <w:r>
-        <w:t>Define softmax weights as exp(s_i-m)/sum_j exp(s_j-m), where m is the maximum permitted score. Subtracting the same maximum from every permitted score leaves the ratios unchanged and avoids unnecessary overflow from large positive scores. Natural exponent exp is introduced here; use a calculator or Python math.exp rather than estimating its meaning from the word exponential.</w:t>
+      <w:pPr>
+        <w:spacing w:line="336" w:lineRule="auto" w:after="180"/>
+      </w:pPr>
+      <w:r>
+        <w:rPr>
+          <w:b w:val="0"/>
+        </w:rPr>
+        <w:t xml:space="preserve">For one query q and keys k_i of width d, compute </w:t>
+      </w:r>
+      <w:r>
+        <w:rPr>
+          <w:b/>
+        </w:rPr>
+        <w:t>score</w:t>
+      </w:r>
+      <w:r>
+        <w:rPr>
+          <w:b w:val="0"/>
+        </w:rPr>
+        <w:t xml:space="preserve"> s_i = dot(q,k_i)/sqrt(d). Then obtain weights from </w:t>
+      </w:r>
+      <w:r>
+        <w:rPr>
+          <w:b/>
+        </w:rPr>
+        <w:t>softmax</w:t>
+      </w:r>
+      <w:r>
+        <w:rPr>
+          <w:b w:val="0"/>
+        </w:rPr>
+        <w:t xml:space="preserve"> and combine value vectors. Dot products may be negative; probabilities cannot.</w:t>
+      </w:r>
+    </w:p>
+    <w:p>
+      <w:pPr>
+        <w:spacing w:line="336" w:lineRule="auto" w:after="180"/>
+      </w:pPr>
+      <w:r>
+        <w:rPr>
+          <w:b w:val="0"/>
+        </w:rPr>
+        <w:t xml:space="preserve">The </w:t>
+      </w:r>
+      <w:r>
+        <w:rPr>
+          <w:b/>
+        </w:rPr>
+        <w:t>softmax</w:t>
+      </w:r>
+      <w:r>
+        <w:rPr>
+          <w:b w:val="0"/>
+        </w:rPr>
+        <w:t xml:space="preserve"> performs the conversion. This is a single-head classroom calculation, not a full language model.</w:t>
+      </w:r>
+    </w:p>
+    <w:p>
+      <w:pPr>
+        <w:spacing w:line="336" w:lineRule="auto" w:after="180"/>
+      </w:pPr>
+      <w:r>
+        <w:rPr>
+          <w:b w:val="0"/>
+        </w:rPr>
+        <w:t xml:space="preserve">Define </w:t>
+      </w:r>
+      <w:r>
+        <w:rPr>
+          <w:b/>
+        </w:rPr>
+        <w:t>softmax</w:t>
+      </w:r>
+      <w:r>
+        <w:rPr>
+          <w:b w:val="0"/>
+        </w:rPr>
+        <w:t xml:space="preserve"> weights as exp(s_i-m)/sum_j exp(s_j-m), where m is the maximum permitted </w:t>
+      </w:r>
+      <w:r>
+        <w:rPr>
+          <w:b/>
+        </w:rPr>
+        <w:t>score</w:t>
+      </w:r>
+      <w:r>
+        <w:rPr>
+          <w:b w:val="0"/>
+        </w:rPr>
+        <w:t>.</w:t>
+      </w:r>
+    </w:p>
+    <w:p>
+      <w:pPr>
+        <w:spacing w:line="336" w:lineRule="auto" w:after="180"/>
+      </w:pPr>
+      <w:r>
+        <w:rPr>
+          <w:b w:val="0"/>
+        </w:rPr>
+        <w:t xml:space="preserve">Subtracting the same maximum from every permitted </w:t>
+      </w:r>
+      <w:r>
+        <w:rPr>
+          <w:b/>
+        </w:rPr>
+        <w:t>score</w:t>
+      </w:r>
+      <w:r>
+        <w:rPr>
+          <w:b w:val="0"/>
+        </w:rPr>
+        <w:t xml:space="preserve"> leaves the ratios unchanged and avoids unnecessary overflow from large positive </w:t>
+      </w:r>
+      <w:r>
+        <w:rPr>
+          <w:b/>
+        </w:rPr>
+        <w:t>score</w:t>
+      </w:r>
+      <w:r>
+        <w:rPr>
+          <w:b w:val="0"/>
+        </w:rPr>
+        <w:t>s.</w:t>
+      </w:r>
+    </w:p>
+    <w:p>
+      <w:pPr>
+        <w:spacing w:line="336" w:lineRule="auto" w:after="180"/>
+      </w:pPr>
+      <w:r>
+        <w:rPr>
+          <w:b w:val="0"/>
+        </w:rPr>
+        <w:t>Natural exponent exp is introduced here; use a calculator or Python math.exp rather than estimating its meaning from the word exponential.</w:t>
       </w:r>
     </w:p>
     <w:p>
@@ -439,16 +990,69 @@
     </w:p>
     <w:p>
       <w:r>
-        <w:t>VISUAL MECHANISM</w:t>
-      </w:r>
-    </w:p>
-    <w:p>
-      <w:r>
-        <w:t>Input → Process → Output</w:t>
-      </w:r>
-    </w:p>
-    <w:p>
-      <w:r>
+        <w:t>Follow the mechanism for Sampling and Variability. Connect each labelled input, deciding step and result.</w:t>
+      </w:r>
+    </w:p>
+    <w:p>
+      <w:pPr>
+        <w:spacing w:line="336" w:lineRule="auto" w:after="180"/>
+      </w:pPr>
+      <w:r>
+        <w:rPr>
+          <w:b/>
+        </w:rPr>
+        <w:t xml:space="preserve">VISUAL </w:t>
+      </w:r>
+      <w:r>
+        <w:rPr>
+          <w:b/>
+        </w:rPr>
+        <w:t>MECHANISM</w:t>
+      </w:r>
+    </w:p>
+    <w:p>
+      <w:pPr>
+        <w:spacing w:line="336" w:lineRule="auto" w:after="180"/>
+      </w:pPr>
+      <w:r>
+        <w:rPr>
+          <w:b/>
+        </w:rPr>
+        <w:t>Input</w:t>
+      </w:r>
+      <w:r>
+        <w:rPr>
+          <w:b w:val="0"/>
+        </w:rPr>
+        <w:t xml:space="preserve"> → </w:t>
+      </w:r>
+      <w:r>
+        <w:rPr>
+          <w:b/>
+        </w:rPr>
+        <w:t>Process</w:t>
+      </w:r>
+      <w:r>
+        <w:rPr>
+          <w:b w:val="0"/>
+        </w:rPr>
+        <w:t xml:space="preserve"> → </w:t>
+      </w:r>
+      <w:r>
+        <w:rPr>
+          <w:b/>
+        </w:rPr>
+        <w:t>Output</w:t>
+      </w:r>
+    </w:p>
+    <w:p>
+      <w:pPr>
+        <w:spacing w:line="336" w:lineRule="auto" w:after="180"/>
+      </w:pPr>
+      <w:r>
+        <w:rPr>
+          <w:b w:val="0"/>
+        </w:rPr>
         <w:t>Trace the information. At each stage, ask what changed and how you could test it.</w:t>
       </w:r>
     </w:p>
@@ -489,7 +1093,13 @@
       </w:r>
     </w:p>
     <w:p>
-      <w:r>
+      <w:pPr>
+        <w:spacing w:line="336" w:lineRule="auto" w:after="180"/>
+      </w:pPr>
+      <w:r>
+        <w:rPr>
+          <w:b w:val="0"/>
+        </w:rPr>
         <w:t>↓</w:t>
       </w:r>
     </w:p>
@@ -530,7 +1140,13 @@
       </w:r>
     </w:p>
     <w:p>
-      <w:r>
+      <w:pPr>
+        <w:spacing w:line="336" w:lineRule="auto" w:after="180"/>
+      </w:pPr>
+      <w:r>
+        <w:rPr>
+          <w:b w:val="0"/>
+        </w:rPr>
         <w:t>↓</w:t>
       </w:r>
     </w:p>
@@ -571,7 +1187,13 @@
       </w:r>
     </w:p>
     <w:p>
-      <w:r>
+      <w:pPr>
+        <w:spacing w:line="336" w:lineRule="auto" w:after="180"/>
+      </w:pPr>
+      <w:r>
+        <w:rPr>
+          <w:b w:val="0"/>
+        </w:rPr>
         <w:t>Which stage could fail even when the other two are correct? Explain:</w:t>
       </w:r>
     </w:p>
@@ -617,8 +1239,49 @@
       </w:r>
     </w:p>
     <w:p>
-      <w:r>
-        <w:t>For strictly positive probabilities p_i and temperature T&gt;0, define q_i = p_i^(1/T) / sum_j p_j^(1/T). This classroom formula is equivalent to scaling logits before a softmax when p came from those logits. We use it directly on the supplied table. At T=1 the distribution is unchanged. At T=0.5, square each probability: 0.36,0.09,0.01; total 0.46. The adjusted distribution is red 18/23, blue 9/46, green 1/46.</w:t>
+      <w:pPr>
+        <w:spacing w:line="336" w:lineRule="auto" w:after="180"/>
+      </w:pPr>
+      <w:r>
+        <w:rPr>
+          <w:b w:val="0"/>
+        </w:rPr>
+        <w:t xml:space="preserve">For strictly positive probabilities p_i and </w:t>
+      </w:r>
+      <w:r>
+        <w:rPr>
+          <w:b/>
+        </w:rPr>
+        <w:t>temperature</w:t>
+      </w:r>
+      <w:r>
+        <w:rPr>
+          <w:b w:val="0"/>
+        </w:rPr>
+        <w:t xml:space="preserve"> T&gt;0, define q_i = p_i^(1/T) / sum_j p_j^(1/T). This classroom formula is equivalent to scaling logits before a </w:t>
+      </w:r>
+      <w:r>
+        <w:rPr>
+          <w:b/>
+        </w:rPr>
+        <w:t>softmax</w:t>
+      </w:r>
+      <w:r>
+        <w:rPr>
+          <w:b w:val="0"/>
+        </w:rPr>
+        <w:t xml:space="preserve"> when p came from those logits.</w:t>
+      </w:r>
+    </w:p>
+    <w:p>
+      <w:pPr>
+        <w:spacing w:line="336" w:lineRule="auto" w:after="180"/>
+      </w:pPr>
+      <w:r>
+        <w:rPr>
+          <w:b w:val="0"/>
+        </w:rPr>
+        <w:t>We use it directly on the supplied table. At T=1 the distribution is unchanged. At T=0.5, square each probability: 0.36,0.09,0.01; total 0.46. The adjusted distribution is red 18/23, blue 9/46, green 1/46.</w:t>
       </w:r>
     </w:p>
     <w:tbl>
@@ -1040,8 +1703,43 @@
       </w:tr>
     </w:tbl>
     <w:p>
-      <w:r>
-        <w:t>Take q=[1] and d=1. The scale sqrt(1) is 1, so scores are 0 and ln(3). ln(3) is the number whose natural exponential is 3, approximately 1.098612. Exponentials have ratio 1:3, hence weights 1/4 and 3/4. Output is (1/4)*2 + (3/4)*6 = 5. Using maximum subtraction gives exponentials 1/3 and 1 and the same normalised weights.</w:t>
+      <w:pPr>
+        <w:spacing w:line="336" w:lineRule="auto" w:after="180"/>
+      </w:pPr>
+      <w:r>
+        <w:rPr>
+          <w:b w:val="0"/>
+        </w:rPr>
+        <w:t xml:space="preserve">Take q=[1] and d=1. The scale sqrt(1) is 1, so </w:t>
+      </w:r>
+      <w:r>
+        <w:rPr>
+          <w:b/>
+        </w:rPr>
+        <w:t>score</w:t>
+      </w:r>
+      <w:r>
+        <w:rPr>
+          <w:b w:val="0"/>
+        </w:rPr>
+        <w:t>s are 0 and ln(3). ln(3) is the number whose natural exponential is 3, approximately 1.098612. Exponentials have ratio 1:3, hence weights 1/4 and 3/4.</w:t>
+      </w:r>
+    </w:p>
+    <w:p>
+      <w:pPr>
+        <w:spacing w:line="336" w:lineRule="auto" w:after="180"/>
+      </w:pPr>
+      <w:r>
+        <w:rPr>
+          <w:b/>
+        </w:rPr>
+        <w:t>Output</w:t>
+      </w:r>
+      <w:r>
+        <w:rPr>
+          <w:b w:val="0"/>
+        </w:rPr>
+        <w:t xml:space="preserve"> is (1/4)*2 + (3/4)*6 = 5. Using maximum subtraction gives exponentials 1/3 and 1 and the same normalised weights.</w:t>
       </w:r>
     </w:p>
     <w:p>
@@ -1209,8 +1907,26 @@
       </w:r>
     </w:p>
     <w:p>
-      <w:r>
-        <w:t>Point to the input, the deciding step and the result in this week’s visual. Explain the same step in ordinary words. A picture helps when you can say what each part represents.</w:t>
+      <w:pPr>
+        <w:spacing w:line="336" w:lineRule="auto" w:after="180"/>
+      </w:pPr>
+      <w:r>
+        <w:rPr>
+          <w:b w:val="0"/>
+        </w:rPr>
+        <w:t xml:space="preserve">Point to the </w:t>
+      </w:r>
+      <w:r>
+        <w:rPr>
+          <w:b/>
+        </w:rPr>
+        <w:t>input</w:t>
+      </w:r>
+      <w:r>
+        <w:rPr>
+          <w:b w:val="0"/>
+        </w:rPr>
+        <w:t>, the deciding step and the result in this week’s visual. Explain the same step in ordinary words. A picture helps when you can say what each part represents.</w:t>
       </w:r>
     </w:p>
     <w:p>
@@ -1223,16 +1939,54 @@
     </w:p>
     <w:p>
       <w:r>
+        <w:t>Compare the supplied cases for Sampling and Variability. Identify the detail that changes the conclusion.</w:t>
+      </w:r>
+    </w:p>
+    <w:p>
+      <w:pPr>
+        <w:pStyle w:val="Heading3"/>
+      </w:pPr>
+      <w:r>
+        <w:t>The case to investigate</w:t>
+      </w:r>
+    </w:p>
+    <w:p>
+      <w:pPr>
+        <w:spacing w:line="336" w:lineRule="auto" w:after="180"/>
+        <w:shd w:fill="F1F6FC"/>
+      </w:pPr>
+      <w:r>
+        <w:rPr>
+          <w:b w:val="0"/>
+        </w:rPr>
         <w:t>CASE GALLERY</w:t>
       </w:r>
     </w:p>
     <w:p>
-      <w:r>
-        <w:t>Four Tests, Four Kinds of Evidence</w:t>
-      </w:r>
-    </w:p>
-    <w:p>
-      <w:r>
+      <w:pPr>
+        <w:spacing w:line="336" w:lineRule="auto" w:after="180"/>
+      </w:pPr>
+      <w:r>
+        <w:rPr>
+          <w:b w:val="0"/>
+        </w:rPr>
+        <w:t xml:space="preserve">Four Tests, Four Kinds of </w:t>
+      </w:r>
+      <w:r>
+        <w:rPr>
+          <w:b/>
+        </w:rPr>
+        <w:t>Evidence</w:t>
+      </w:r>
+    </w:p>
+    <w:p>
+      <w:pPr>
+        <w:spacing w:line="336" w:lineRule="auto" w:after="180"/>
+      </w:pPr>
+      <w:r>
+        <w:rPr>
+          <w:b w:val="0"/>
+        </w:rPr>
         <w:t>A system is not understood until it survives more than one comfortable example.</w:t>
       </w:r>
     </w:p>
@@ -1309,8 +2063,47 @@
       </w:r>
     </w:p>
     <w:p>
-      <w:r>
-        <w:t>NORMAL CASE: predict and name evidence.     BOUNDARY CASE: predict and name evidence.</w:t>
+      <w:pPr>
+        <w:pStyle w:val="Heading3"/>
+      </w:pPr>
+      <w:r>
+        <w:t>The normal case</w:t>
+      </w:r>
+    </w:p>
+    <w:p>
+      <w:pPr>
+        <w:spacing w:line="336" w:lineRule="auto" w:after="180"/>
+        <w:shd w:fill="F1F6FC"/>
+      </w:pPr>
+      <w:r>
+        <w:rPr>
+          <w:b w:val="0"/>
+        </w:rPr>
+        <w:t xml:space="preserve">NORMAL CASE: predict and name </w:t>
+      </w:r>
+      <w:r>
+        <w:rPr>
+          <w:b/>
+        </w:rPr>
+        <w:t>evidence</w:t>
+      </w:r>
+      <w:r>
+        <w:rPr>
+          <w:b w:val="0"/>
+        </w:rPr>
+        <w:t xml:space="preserve">.     BOUNDARY CASE: predict and name </w:t>
+      </w:r>
+      <w:r>
+        <w:rPr>
+          <w:b/>
+        </w:rPr>
+        <w:t>evidence</w:t>
+      </w:r>
+      <w:r>
+        <w:rPr>
+          <w:b w:val="0"/>
+        </w:rPr>
+        <w:t>.</w:t>
       </w:r>
     </w:p>
     <w:p>
@@ -1386,12 +2179,58 @@
       </w:r>
     </w:p>
     <w:p>
-      <w:r>
-        <w:t>MISSING INFORMATION: predict and name evidence.     TRANSFER CASE: predict and name evidence.</w:t>
-      </w:r>
-    </w:p>
-    <w:p>
-      <w:r>
+      <w:pPr>
+        <w:pStyle w:val="Heading3"/>
+      </w:pPr>
+      <w:r>
+        <w:t>Check missing information</w:t>
+      </w:r>
+    </w:p>
+    <w:p>
+      <w:pPr>
+        <w:spacing w:line="336" w:lineRule="auto" w:after="180"/>
+        <w:shd w:fill="FFF5E6"/>
+      </w:pPr>
+      <w:r>
+        <w:rPr>
+          <w:b w:val="0"/>
+        </w:rPr>
+        <w:t xml:space="preserve">MISSING INFORMATION: predict and name </w:t>
+      </w:r>
+      <w:r>
+        <w:rPr>
+          <w:b/>
+        </w:rPr>
+        <w:t>evidence</w:t>
+      </w:r>
+      <w:r>
+        <w:rPr>
+          <w:b w:val="0"/>
+        </w:rPr>
+        <w:t xml:space="preserve">.     TRANSFER CASE: predict and name </w:t>
+      </w:r>
+      <w:r>
+        <w:rPr>
+          <w:b/>
+        </w:rPr>
+        <w:t>evidence</w:t>
+      </w:r>
+      <w:r>
+        <w:rPr>
+          <w:b w:val="0"/>
+        </w:rPr>
+        <w:t>.</w:t>
+      </w:r>
+    </w:p>
+    <w:p>
+      <w:pPr>
+        <w:spacing w:line="336" w:lineRule="auto" w:after="180"/>
+        <w:shd w:fill="F5F1FB"/>
+      </w:pPr>
+      <w:r>
+        <w:rPr>
+          <w:b w:val="0"/>
+        </w:rPr>
         <w:t>Which case is most likely to reveal a hidden assumption? Why?</w:t>
       </w:r>
     </w:p>
@@ -1437,17 +2276,80 @@
       </w:r>
     </w:p>
     <w:p>
-      <w:r>
+      <w:pPr>
+        <w:pStyle w:val="Heading3"/>
+      </w:pPr>
+      <w:r>
+        <w:t>Change one thing</w:t>
+      </w:r>
+    </w:p>
+    <w:p>
+      <w:pPr>
+        <w:spacing w:line="336" w:lineRule="auto" w:after="180"/>
+        <w:shd w:fill="F5F1FB"/>
+      </w:pPr>
+      <w:r>
+        <w:rPr>
+          <w:b w:val="0"/>
+        </w:rPr>
         <w:t>Change: Set the draw to 0.97, keeping both distributions.</w:t>
       </w:r>
     </w:p>
     <w:p>
-      <w:r>
-        <w:t>Prediction: Both temperatures select B.</w:t>
-      </w:r>
-    </w:p>
-    <w:p>
-      <w:r>
+      <w:pPr>
+        <w:pStyle w:val="Heading3"/>
+      </w:pPr>
+      <w:r>
+        <w:t>Predicted result</w:t>
+      </w:r>
+    </w:p>
+    <w:p>
+      <w:pPr>
+        <w:spacing w:line="336" w:lineRule="auto" w:after="180"/>
+        <w:shd w:fill="F1F6FC"/>
+      </w:pPr>
+      <w:r>
+        <w:rPr>
+          <w:b/>
+        </w:rPr>
+        <w:t>Prediction</w:t>
+      </w:r>
+      <w:r>
+        <w:rPr>
+          <w:b w:val="0"/>
+        </w:rPr>
+        <w:t xml:space="preserve">: Both </w:t>
+      </w:r>
+      <w:r>
+        <w:rPr>
+          <w:b/>
+        </w:rPr>
+        <w:t>temperature</w:t>
+      </w:r>
+      <w:r>
+        <w:rPr>
+          <w:b w:val="0"/>
+        </w:rPr>
+        <w:t>s select B.</w:t>
+      </w:r>
+    </w:p>
+    <w:p>
+      <w:pPr>
+        <w:pStyle w:val="Heading3"/>
+      </w:pPr>
+      <w:r>
+        <w:t>Why the result follows</w:t>
+      </w:r>
+    </w:p>
+    <w:p>
+      <w:pPr>
+        <w:spacing w:line="336" w:lineRule="auto" w:after="180"/>
+        <w:shd w:fill="F1F6FC"/>
+      </w:pPr>
+      <w:r>
+        <w:rPr>
+          <w:b w:val="0"/>
+        </w:rPr>
         <w:t>Reason: 0.97 exceeds both A boundaries, 0.8 and approximately 0.9412.</w:t>
       </w:r>
     </w:p>
@@ -1461,16 +2363,39 @@
     </w:p>
     <w:p>
       <w:r>
+        <w:t>Use the vocabulary of Sampling and Variability to explain a concrete decision, rather than only memorising definitions.</w:t>
+      </w:r>
+    </w:p>
+    <w:p>
+      <w:pPr>
+        <w:spacing w:line="336" w:lineRule="auto" w:after="180"/>
+      </w:pPr>
+      <w:r>
+        <w:rPr>
+          <w:b/>
+        </w:rPr>
         <w:t>VOCABULARY LAB</w:t>
       </w:r>
     </w:p>
     <w:p>
-      <w:r>
+      <w:pPr>
+        <w:spacing w:line="336" w:lineRule="auto" w:after="180"/>
+      </w:pPr>
+      <w:r>
+        <w:rPr>
+          <w:b w:val="0"/>
+        </w:rPr>
         <w:t>Words You Can Use to Reason</w:t>
       </w:r>
     </w:p>
     <w:p>
-      <w:r>
+      <w:pPr>
+        <w:spacing w:line="336" w:lineRule="auto" w:after="180"/>
+      </w:pPr>
+      <w:r>
+        <w:rPr>
+          <w:b w:val="0"/>
+        </w:rPr>
         <w:t>A definition matters when you can recognize the idea, use it, and contrast it with a near-miss.</w:t>
       </w:r>
     </w:p>
@@ -2059,17 +2984,58 @@
     </w:p>
     <w:p>
       <w:r>
-        <w:t>WORKED EVIDENCE</w:t>
-      </w:r>
-    </w:p>
-    <w:p>
-      <w:r>
+        <w:t>Follow the worked trace for Sampling and Variability, predict a step, then compare with its explanation.</w:t>
+      </w:r>
+    </w:p>
+    <w:p>
+      <w:pPr>
+        <w:spacing w:line="336" w:lineRule="auto" w:after="180"/>
+      </w:pPr>
+      <w:r>
+        <w:rPr>
+          <w:b/>
+        </w:rPr>
+        <w:t xml:space="preserve">WORKED </w:t>
+      </w:r>
+      <w:r>
+        <w:rPr>
+          <w:b/>
+        </w:rPr>
+        <w:t>EVIDENCE</w:t>
+      </w:r>
+    </w:p>
+    <w:p>
+      <w:pPr>
+        <w:spacing w:line="336" w:lineRule="auto" w:after="180"/>
+      </w:pPr>
+      <w:r>
+        <w:rPr>
+          <w:b w:val="0"/>
+        </w:rPr>
         <w:t>Reason Step by Step</w:t>
       </w:r>
     </w:p>
     <w:p>
-      <w:r>
-        <w:t>Predict first. Then check each step. A correct answer without visible reasoning is incomplete evidence.</w:t>
+      <w:pPr>
+        <w:spacing w:line="336" w:lineRule="auto" w:after="180"/>
+      </w:pPr>
+      <w:r>
+        <w:rPr>
+          <w:b w:val="0"/>
+        </w:rPr>
+        <w:t xml:space="preserve">Predict first. Then check each step. A correct answer without visible reasoning is incomplete </w:t>
+      </w:r>
+      <w:r>
+        <w:rPr>
+          <w:b/>
+        </w:rPr>
+        <w:t>evidence</w:t>
+      </w:r>
+      <w:r>
+        <w:rPr>
+          <w:b w:val="0"/>
+        </w:rPr>
+        <w:t>.</w:t>
       </w:r>
     </w:p>
     <w:p>
@@ -2109,27 +3075,97 @@
       </w:r>
     </w:p>
     <w:p>
-      <w:r>
-        <w:t>1. Low variability favors high-weight continuations repeatedly.</w:t>
-      </w:r>
-    </w:p>
-    <w:p>
-      <w:r>
-        <w:t>2. Higher variability gives lower-weight options more chances.</w:t>
-      </w:r>
-    </w:p>
-    <w:p>
-      <w:r>
+      <w:pPr>
+        <w:spacing w:line="336" w:lineRule="auto" w:after="180"/>
+        <w:shd w:fill="F4F9FC"/>
+      </w:pPr>
+      <w:r>
+        <w:rPr>
+          <w:b w:val="0"/>
+        </w:rPr>
+        <w:t xml:space="preserve">1. Low </w:t>
+      </w:r>
+      <w:r>
+        <w:rPr>
+          <w:b/>
+        </w:rPr>
+        <w:t>variability</w:t>
+      </w:r>
+      <w:r>
+        <w:rPr>
+          <w:b w:val="0"/>
+        </w:rPr>
+        <w:t xml:space="preserve"> favors high-weight continuations repeatedly.</w:t>
+      </w:r>
+    </w:p>
+    <w:p>
+      <w:pPr>
+        <w:spacing w:line="336" w:lineRule="auto" w:after="180"/>
+        <w:shd w:fill="F4F9FC"/>
+      </w:pPr>
+      <w:r>
+        <w:rPr>
+          <w:b w:val="0"/>
+        </w:rPr>
+        <w:t xml:space="preserve">2. Higher </w:t>
+      </w:r>
+      <w:r>
+        <w:rPr>
+          <w:b/>
+        </w:rPr>
+        <w:t>variability</w:t>
+      </w:r>
+      <w:r>
+        <w:rPr>
+          <w:b w:val="0"/>
+        </w:rPr>
+        <w:t xml:space="preserve"> gives lower-weight options more chances.</w:t>
+      </w:r>
+    </w:p>
+    <w:p>
+      <w:pPr>
+        <w:spacing w:line="336" w:lineRule="auto" w:after="180"/>
+        <w:shd w:fill="F4F9FC"/>
+      </w:pPr>
+      <w:r>
+        <w:rPr>
+          <w:b w:val="0"/>
+        </w:rPr>
         <w:t>3. Diversity may help brainstorming but can increase off-task or unsupported detail.</w:t>
       </w:r>
     </w:p>
     <w:p>
-      <w:r>
-        <w:t>4. Choose settings by task, then evaluate repeated runs—not one favorite output.</w:t>
-      </w:r>
-    </w:p>
-    <w:p>
-      <w:r>
+      <w:pPr>
+        <w:spacing w:line="336" w:lineRule="auto" w:after="180"/>
+        <w:shd w:fill="F4F9FC"/>
+      </w:pPr>
+      <w:r>
+        <w:rPr>
+          <w:b w:val="0"/>
+        </w:rPr>
+        <w:t xml:space="preserve">4. Choose settings by task, then evaluate repeated runs—not one favorite </w:t>
+      </w:r>
+      <w:r>
+        <w:rPr>
+          <w:b/>
+        </w:rPr>
+        <w:t>output</w:t>
+      </w:r>
+      <w:r>
+        <w:rPr>
+          <w:b w:val="0"/>
+        </w:rPr>
+        <w:t>.</w:t>
+      </w:r>
+    </w:p>
+    <w:p>
+      <w:pPr>
+        <w:spacing w:line="336" w:lineRule="auto" w:after="180"/>
+      </w:pPr>
+      <w:r>
+        <w:rPr>
+          <w:b w:val="0"/>
+        </w:rPr>
         <w:t>Recalculate, retrace, or restate the reasoning in your own representation:</w:t>
       </w:r>
     </w:p>
@@ -2167,8 +3203,27 @@
       </w:r>
     </w:p>
     <w:p>
-      <w:r>
-        <w:t>CHECK  Did the evidence answer the exact question? Did the total, path, or source record stay consistent?</w:t>
+      <w:pPr>
+        <w:spacing w:line="336" w:lineRule="auto" w:after="180"/>
+        <w:shd w:fill="F5F1FB"/>
+      </w:pPr>
+      <w:r>
+        <w:rPr>
+          <w:b w:val="0"/>
+        </w:rPr>
+        <w:t xml:space="preserve">CHECK  Did the </w:t>
+      </w:r>
+      <w:r>
+        <w:rPr>
+          <w:b/>
+        </w:rPr>
+        <w:t>evidence</w:t>
+      </w:r>
+      <w:r>
+        <w:rPr>
+          <w:b w:val="0"/>
+        </w:rPr>
+        <w:t xml:space="preserve"> answer the exact question? Did the total, path, or source record stay consistent?</w:t>
       </w:r>
     </w:p>
     <w:p>
@@ -2180,43 +3235,265 @@
       </w:r>
     </w:p>
     <w:p>
-      <w:r>
-        <w:t>The lower positive temperature concentrates this table on its largest entry. For T=2, use square roots before normalising; this flattens this unequal distribution. These changes leave the order of positive probabilities unchanged, so greedy still selects red. They change the sampling distribution, not the factual evidence behind a generated claim.</w:t>
-      </w:r>
-    </w:p>
-    <w:p>
-      <w:r>
-        <w:t>Our formula excludes T=0; dividing by zero is undefined. Some systems offer a zero-temperature setting as a separate greedy policy, but that is not a value to substitute into this formula. We also avoid claiming that any one setting removes all nondeterminism in an unspecified system.</w:t>
-      </w:r>
-    </w:p>
-    <w:p>
       <w:pPr>
         <w:pStyle w:val="Heading3"/>
       </w:pPr>
       <w:r>
+        <w:t>Worked explanation · Sampling and Variability</w:t>
+      </w:r>
+    </w:p>
+    <w:p>
+      <w:pPr>
+        <w:spacing w:line="336" w:lineRule="auto" w:after="180"/>
+        <w:shd w:fill="F1F6FC"/>
+      </w:pPr>
+      <w:r>
+        <w:rPr>
+          <w:b w:val="0"/>
+        </w:rPr>
+        <w:t xml:space="preserve">The lower positive </w:t>
+      </w:r>
+      <w:r>
+        <w:rPr>
+          <w:b/>
+        </w:rPr>
+        <w:t>temperature</w:t>
+      </w:r>
+      <w:r>
+        <w:rPr>
+          <w:b w:val="0"/>
+        </w:rPr>
+        <w:t xml:space="preserve"> concentrates this table on its largest entry. For T=2, use square roots before normalising; this flattens this unequal distribution.</w:t>
+      </w:r>
+    </w:p>
+    <w:p>
+      <w:pPr>
+        <w:spacing w:line="336" w:lineRule="auto" w:after="180"/>
+        <w:shd w:fill="F1F6FC"/>
+      </w:pPr>
+      <w:r>
+        <w:rPr>
+          <w:b w:val="0"/>
+        </w:rPr>
+        <w:t xml:space="preserve">These changes leave the order of positive probabilities unchanged, so greedy still selects red. They change the </w:t>
+      </w:r>
+      <w:r>
+        <w:rPr>
+          <w:b/>
+        </w:rPr>
+        <w:t>sampling</w:t>
+      </w:r>
+      <w:r>
+        <w:rPr>
+          <w:b w:val="0"/>
+        </w:rPr>
+        <w:t xml:space="preserve"> distribution, not the factual </w:t>
+      </w:r>
+      <w:r>
+        <w:rPr>
+          <w:b/>
+        </w:rPr>
+        <w:t>evidence</w:t>
+      </w:r>
+      <w:r>
+        <w:rPr>
+          <w:b w:val="0"/>
+        </w:rPr>
+        <w:t xml:space="preserve"> behind a generated claim.</w:t>
+      </w:r>
+    </w:p>
+    <w:p>
+      <w:pPr>
+        <w:pStyle w:val="Heading3"/>
+      </w:pPr>
+      <w:r>
+        <w:t>Worked explanation · Sampling and Variability</w:t>
+      </w:r>
+    </w:p>
+    <w:p>
+      <w:pPr>
+        <w:spacing w:line="336" w:lineRule="auto" w:after="180"/>
+        <w:shd w:fill="F1F6FC"/>
+      </w:pPr>
+      <w:r>
+        <w:rPr>
+          <w:b w:val="0"/>
+        </w:rPr>
+        <w:t>Our formula excludes T=0; dividing by zero is undefined. Some systems offer a zero-</w:t>
+      </w:r>
+      <w:r>
+        <w:rPr>
+          <w:b/>
+        </w:rPr>
+        <w:t>temperature</w:t>
+      </w:r>
+      <w:r>
+        <w:rPr>
+          <w:b w:val="0"/>
+        </w:rPr>
+        <w:t xml:space="preserve"> setting as a separate greedy policy, but that is not a value to substitute into this formula.</w:t>
+      </w:r>
+    </w:p>
+    <w:p>
+      <w:pPr>
+        <w:spacing w:line="336" w:lineRule="auto" w:after="180"/>
+        <w:shd w:fill="F1F6FC"/>
+      </w:pPr>
+      <w:r>
+        <w:rPr>
+          <w:b w:val="0"/>
+        </w:rPr>
+        <w:t>We also avoid claiming that any one setting removes all nondeterminism in an unspecified system.</w:t>
+      </w:r>
+    </w:p>
+    <w:p>
+      <w:pPr>
+        <w:pStyle w:val="Heading3"/>
+      </w:pPr>
+      <w:r>
         <w:t>Apply the connected idea: A small attention calculation</w:t>
       </w:r>
     </w:p>
     <w:p>
-      <w:r>
-        <w:t>For q=[1,1], kA=[1,0] and kB=[0,1], both dot products are 1. Divide by sqrt(2); equal scores give equal weights 1/2 regardless of their common value. With values [2,0] and [0,4], the output is [1,2]. Do not omit the scale merely because it cancels in this tied example; unequal scores generally change concentration when scaled.</w:t>
-      </w:r>
-    </w:p>
-    <w:p>
-      <w:r>
-        <w:t>Apply masks before normalising over permitted scores. In the width-one example, excluding B leaves weight 1 for A and output 2. A key with the wrong width violates the dot-product contract. Values must share a width with one another, but their width need not equal the query/key width. An all-excluded mask is handled explicitly instead of taking a maximum of an empty list.</w:t>
-      </w:r>
-    </w:p>
-    <w:p>
       <w:pPr>
         <w:pStyle w:val="Heading3"/>
       </w:pPr>
       <w:r>
+        <w:t>Worked explanation · Sampling and Variability</w:t>
+      </w:r>
+    </w:p>
+    <w:p>
+      <w:pPr>
+        <w:spacing w:line="336" w:lineRule="auto" w:after="180"/>
+        <w:shd w:fill="F1F6FC"/>
+      </w:pPr>
+      <w:r>
+        <w:rPr>
+          <w:b w:val="0"/>
+        </w:rPr>
+        <w:t xml:space="preserve">For q=[1,1], kA=[1,0] and kB=[0,1], both dot products are 1. Divide by sqrt(2); equal </w:t>
+      </w:r>
+      <w:r>
+        <w:rPr>
+          <w:b/>
+        </w:rPr>
+        <w:t>score</w:t>
+      </w:r>
+      <w:r>
+        <w:rPr>
+          <w:b w:val="0"/>
+        </w:rPr>
+        <w:t xml:space="preserve">s give equal weights 1/2 regardless of their common value. With values [2,0] and [0,4], the </w:t>
+      </w:r>
+      <w:r>
+        <w:rPr>
+          <w:b/>
+        </w:rPr>
+        <w:t>output</w:t>
+      </w:r>
+      <w:r>
+        <w:rPr>
+          <w:b w:val="0"/>
+        </w:rPr>
+        <w:t xml:space="preserve"> is [1,2].</w:t>
+      </w:r>
+    </w:p>
+    <w:p>
+      <w:pPr>
+        <w:spacing w:line="336" w:lineRule="auto" w:after="180"/>
+        <w:shd w:fill="F1F6FC"/>
+      </w:pPr>
+      <w:r>
+        <w:rPr>
+          <w:b w:val="0"/>
+        </w:rPr>
+        <w:t xml:space="preserve">Do not omit the scale merely because it cancels in this tied example; unequal </w:t>
+      </w:r>
+      <w:r>
+        <w:rPr>
+          <w:b/>
+        </w:rPr>
+        <w:t>score</w:t>
+      </w:r>
+      <w:r>
+        <w:rPr>
+          <w:b w:val="0"/>
+        </w:rPr>
+        <w:t>s generally change concentration when scaled.</w:t>
+      </w:r>
+    </w:p>
+    <w:p>
+      <w:pPr>
+        <w:pStyle w:val="Heading3"/>
+      </w:pPr>
+      <w:r>
+        <w:t>Worked explanation · Sampling and Variability</w:t>
+      </w:r>
+    </w:p>
+    <w:p>
+      <w:pPr>
+        <w:spacing w:line="336" w:lineRule="auto" w:after="180"/>
+        <w:shd w:fill="F1F6FC"/>
+      </w:pPr>
+      <w:r>
+        <w:rPr>
+          <w:b w:val="0"/>
+        </w:rPr>
+        <w:t xml:space="preserve">Apply masks before normalising over permitted </w:t>
+      </w:r>
+      <w:r>
+        <w:rPr>
+          <w:b/>
+        </w:rPr>
+        <w:t>score</w:t>
+      </w:r>
+      <w:r>
+        <w:rPr>
+          <w:b w:val="0"/>
+        </w:rPr>
+        <w:t xml:space="preserve">s. In the width-one example, excluding B leaves weight 1 for A and </w:t>
+      </w:r>
+      <w:r>
+        <w:rPr>
+          <w:b/>
+        </w:rPr>
+        <w:t>output</w:t>
+      </w:r>
+      <w:r>
+        <w:rPr>
+          <w:b w:val="0"/>
+        </w:rPr>
+        <w:t xml:space="preserve"> 2. A key with the wrong width violates the dot-product contract.</w:t>
+      </w:r>
+    </w:p>
+    <w:p>
+      <w:pPr>
+        <w:spacing w:line="336" w:lineRule="auto" w:after="180"/>
+        <w:shd w:fill="F1F6FC"/>
+      </w:pPr>
+      <w:r>
+        <w:rPr>
+          <w:b w:val="0"/>
+        </w:rPr>
+        <w:t>Values must share a width with one another, but their width need not equal the query/key width. An all-excluded mask is handled explicitly instead of taking a maximum of an empty list.</w:t>
+      </w:r>
+    </w:p>
+    <w:p>
+      <w:pPr>
+        <w:pStyle w:val="Heading3"/>
+      </w:pPr>
+      <w:r>
         <w:t>Learn from the worked case</w:t>
       </w:r>
     </w:p>
     <w:p>
-      <w:r>
+      <w:pPr>
+        <w:spacing w:line="336" w:lineRule="auto" w:after="180"/>
+      </w:pPr>
+      <w:r>
+        <w:rPr>
+          <w:b w:val="0"/>
+        </w:rPr>
         <w:t>Cover the result before checking it. Say what is given, choose the procedure, and follow one step at a time. Then uncover the result and explain your first mismatch. Ask why a step is allowed, not only what number it produces.</w:t>
       </w:r>
     </w:p>
@@ -2229,8 +3506,26 @@
       </w:r>
     </w:p>
     <w:p>
-      <w:r>
-        <w:t>A fictional two-token distribution illustrates variability in generation.</w:t>
+      <w:pPr>
+        <w:spacing w:line="336" w:lineRule="auto" w:after="180"/>
+      </w:pPr>
+      <w:r>
+        <w:rPr>
+          <w:b w:val="0"/>
+        </w:rPr>
+        <w:t xml:space="preserve">A fictional two-token distribution illustrates </w:t>
+      </w:r>
+      <w:r>
+        <w:rPr>
+          <w:b/>
+        </w:rPr>
+        <w:t>variability</w:t>
+      </w:r>
+      <w:r>
+        <w:rPr>
+          <w:b w:val="0"/>
+        </w:rPr>
+        <w:t xml:space="preserve"> in generation.</w:t>
       </w:r>
     </w:p>
     <w:p>
@@ -2242,13 +3537,55 @@
       </w:r>
     </w:p>
     <w:p>
-      <w:r>
+      <w:pPr>
+        <w:pStyle w:val="Heading3"/>
+      </w:pPr>
+      <w:r>
+        <w:t>Supplied facts</w:t>
+      </w:r>
+    </w:p>
+    <w:p>
+      <w:pPr>
+        <w:spacing w:line="336" w:lineRule="auto" w:after="180"/>
+        <w:shd w:fill="F1F6FC"/>
+      </w:pPr>
+      <w:r>
+        <w:rPr>
+          <w:b w:val="0"/>
+        </w:rPr>
         <w:t>At T=1, A=0.8 and B=0.2. For positive T use p^(1/T), then normalise.</w:t>
       </w:r>
     </w:p>
     <w:p>
-      <w:r>
-        <w:t>Use token order A,B and cumulative intervals [0,boundary),[boundary,1). Draw u=0.85.</w:t>
+      <w:pPr>
+        <w:pStyle w:val="Heading3"/>
+      </w:pPr>
+      <w:r>
+        <w:t>Supplied facts</w:t>
+      </w:r>
+    </w:p>
+    <w:p>
+      <w:pPr>
+        <w:spacing w:line="336" w:lineRule="auto" w:after="180"/>
+        <w:shd w:fill="F1F6FC"/>
+      </w:pPr>
+      <w:r>
+        <w:rPr>
+          <w:b w:val="0"/>
+        </w:rPr>
+        <w:t xml:space="preserve">Use token order A,B and </w:t>
+      </w:r>
+      <w:r>
+        <w:rPr>
+          <w:b/>
+        </w:rPr>
+        <w:t>cumulative interval</w:t>
+      </w:r>
+      <w:r>
+        <w:rPr>
+          <w:b w:val="0"/>
+        </w:rPr>
+        <w:t>s [0,boundary),[boundary,1). Draw u=0.85.</w:t>
       </w:r>
     </w:p>
     <w:p>
@@ -2469,30 +3806,174 @@
       </w:r>
     </w:p>
     <w:p>
-      <w:r>
-        <w:t>Lower positive temperature concentrates this unequal distribution on its larger entry. It changes sampling probabilities, not evidence for whether A or B is true. Using the same draw isolates how the distribution changes the decision. This formula is a toy probability-space illustration corresponding to a temperature-scaled model distribution.</w:t>
-      </w:r>
-    </w:p>
-    <w:p>
       <w:pPr>
         <w:pStyle w:val="Heading3"/>
       </w:pPr>
       <w:r>
+        <w:t>Why the result follows</w:t>
+      </w:r>
+    </w:p>
+    <w:p>
+      <w:pPr>
+        <w:spacing w:line="336" w:lineRule="auto" w:after="180"/>
+        <w:shd w:fill="F1F6FC"/>
+      </w:pPr>
+      <w:r>
+        <w:rPr>
+          <w:b w:val="0"/>
+        </w:rPr>
+        <w:t xml:space="preserve">Lower positive </w:t>
+      </w:r>
+      <w:r>
+        <w:rPr>
+          <w:b/>
+        </w:rPr>
+        <w:t>temperature</w:t>
+      </w:r>
+      <w:r>
+        <w:rPr>
+          <w:b w:val="0"/>
+        </w:rPr>
+        <w:t xml:space="preserve"> concentrates this unequal distribution on its larger entry. It changes </w:t>
+      </w:r>
+      <w:r>
+        <w:rPr>
+          <w:b/>
+        </w:rPr>
+        <w:t>sampling</w:t>
+      </w:r>
+      <w:r>
+        <w:rPr>
+          <w:b w:val="0"/>
+        </w:rPr>
+        <w:t xml:space="preserve"> probabilities, not </w:t>
+      </w:r>
+      <w:r>
+        <w:rPr>
+          <w:b/>
+        </w:rPr>
+        <w:t>evidence</w:t>
+      </w:r>
+      <w:r>
+        <w:rPr>
+          <w:b w:val="0"/>
+        </w:rPr>
+        <w:t xml:space="preserve"> for whether A or B is true.</w:t>
+      </w:r>
+    </w:p>
+    <w:p>
+      <w:pPr>
+        <w:spacing w:line="336" w:lineRule="auto" w:after="180"/>
+        <w:shd w:fill="F1F6FC"/>
+      </w:pPr>
+      <w:r>
+        <w:rPr>
+          <w:b w:val="0"/>
+        </w:rPr>
+        <w:t xml:space="preserve">Using the same draw isolates how the distribution changes the decision. This formula is a toy probability-space illustration corresponding to a </w:t>
+      </w:r>
+      <w:r>
+        <w:rPr>
+          <w:b/>
+        </w:rPr>
+        <w:t>temperature</w:t>
+      </w:r>
+      <w:r>
+        <w:rPr>
+          <w:b w:val="0"/>
+        </w:rPr>
+        <w:t>-scaled model distribution.</w:t>
+      </w:r>
+    </w:p>
+    <w:p>
+      <w:pPr>
+        <w:pStyle w:val="Heading3"/>
+      </w:pPr>
+      <w:r>
         <w:t>What this example does not establish</w:t>
       </w:r>
     </w:p>
     <w:p>
-      <w:r>
-        <w:t>Two tokens and one draw do not predict every output; temperature alone does not solve hallucinations.</w:t>
-      </w:r>
-    </w:p>
-    <w:p>
-      <w:r>
+      <w:pPr>
+        <w:pStyle w:val="Heading3"/>
+      </w:pPr>
+      <w:r>
+        <w:t>Keep the stated limit</w:t>
+      </w:r>
+    </w:p>
+    <w:p>
+      <w:pPr>
+        <w:spacing w:line="336" w:lineRule="auto" w:after="180"/>
+        <w:shd w:fill="FFF5E6"/>
+      </w:pPr>
+      <w:r>
+        <w:rPr>
+          <w:b w:val="0"/>
+        </w:rPr>
+        <w:t xml:space="preserve">Two tokens and one draw do not predict every </w:t>
+      </w:r>
+      <w:r>
+        <w:rPr>
+          <w:b/>
+        </w:rPr>
+        <w:t>output</w:t>
+      </w:r>
+      <w:r>
+        <w:rPr>
+          <w:b w:val="0"/>
+        </w:rPr>
+        <w:t xml:space="preserve">; </w:t>
+      </w:r>
+      <w:r>
+        <w:rPr>
+          <w:b/>
+        </w:rPr>
+        <w:t>temperature</w:t>
+      </w:r>
+      <w:r>
+        <w:rPr>
+          <w:b w:val="0"/>
+        </w:rPr>
+        <w:t xml:space="preserve"> alone does not solve hallucinations.</w:t>
+      </w:r>
+    </w:p>
+    <w:p>
+      <w:pPr>
+        <w:pStyle w:val="Heading3"/>
+      </w:pPr>
+      <w:r>
+        <w:t>Keep the stated limit</w:t>
+      </w:r>
+    </w:p>
+    <w:p>
+      <w:pPr>
+        <w:spacing w:line="336" w:lineRule="auto" w:after="180"/>
+        <w:shd w:fill="FFF5E6"/>
+      </w:pPr>
+      <w:r>
+        <w:rPr>
+          <w:b w:val="0"/>
+        </w:rPr>
         <w:t>Read the labelled picture: Does T=0.5 make B impossible, and does choosing A guarantee factual accuracy?</w:t>
       </w:r>
     </w:p>
     <w:p>
-      <w:r>
+      <w:pPr>
+        <w:pStyle w:val="Heading3"/>
+      </w:pPr>
+      <w:r>
+        <w:t>Keep the stated limit</w:t>
+      </w:r>
+    </w:p>
+    <w:p>
+      <w:pPr>
+        <w:spacing w:line="336" w:lineRule="auto" w:after="180"/>
+        <w:shd w:fill="FFF5E6"/>
+      </w:pPr>
+      <w:r>
+        <w:rPr>
+          <w:b w:val="0"/>
+        </w:rPr>
         <w:t>Change one thing: Set the draw to 0.97, keeping both distributions. Predict the result before checking the explanation. What remains the same?</w:t>
       </w:r>
     </w:p>
@@ -2506,17 +3987,61 @@
     </w:p>
     <w:p>
       <w:r>
+        <w:t>Find the unsupported step in the Sampling and Variability claim and explain a repair using the supplied evidence.</w:t>
+      </w:r>
+    </w:p>
+    <w:p>
+      <w:pPr>
+        <w:pStyle w:val="Heading3"/>
+      </w:pPr>
+      <w:r>
+        <w:t>Find the first error</w:t>
+      </w:r>
+    </w:p>
+    <w:p>
+      <w:pPr>
+        <w:spacing w:line="336" w:lineRule="auto" w:after="180"/>
+        <w:shd w:fill="FFF5E6"/>
+      </w:pPr>
+      <w:r>
+        <w:rPr>
+          <w:b w:val="0"/>
+        </w:rPr>
         <w:t>ERROR DETECTIVE</w:t>
       </w:r>
     </w:p>
     <w:p>
-      <w:r>
+      <w:pPr>
+        <w:spacing w:line="336" w:lineRule="auto" w:after="180"/>
+      </w:pPr>
+      <w:r>
+        <w:rPr>
+          <w:b w:val="0"/>
+        </w:rPr>
         <w:t>Compare → Diagnose → Repair</w:t>
       </w:r>
     </w:p>
     <w:p>
-      <w:r>
-        <w:t>Do not patch the answer. Find the earliest unsupported assumption, wrong step, or weak evidence.</w:t>
+      <w:pPr>
+        <w:spacing w:line="336" w:lineRule="auto" w:after="180"/>
+      </w:pPr>
+      <w:r>
+        <w:rPr>
+          <w:b w:val="0"/>
+        </w:rPr>
+        <w:t xml:space="preserve">Do not patch the answer. Find the earliest unsupported assumption, wrong step, or weak </w:t>
+      </w:r>
+      <w:r>
+        <w:rPr>
+          <w:b/>
+        </w:rPr>
+        <w:t>evidence</w:t>
+      </w:r>
+      <w:r>
+        <w:rPr>
+          <w:b w:val="0"/>
+        </w:rPr>
+        <w:t>.</w:t>
       </w:r>
     </w:p>
     <w:p>
@@ -2766,7 +4291,14 @@
       </w:tr>
     </w:tbl>
     <w:p>
-      <w:r>
+      <w:pPr>
+        <w:spacing w:line="336" w:lineRule="auto" w:after="180"/>
+        <w:shd w:fill="F5F1FB"/>
+      </w:pPr>
+      <w:r>
+        <w:rPr>
+          <w:b w:val="0"/>
+        </w:rPr>
         <w:t>Repair one cause. Why is this repair better than changing several things?</w:t>
       </w:r>
     </w:p>
@@ -2812,15 +4344,78 @@
       </w:r>
     </w:p>
     <w:p>
-      <w:r>
-        <w:t>A fair temperature comparison fixes the prefix, model distribution, candidate order and draw policy. Record multiple outcomes and evaluate task criteria separately. If the aim is creativity in fiction, variation may be useful; if the aim is reporting a sensor state, every factual claim still needs evidence. Never call a probability-concentration change an accuracy improvement without an appropriate evaluation.</w:t>
-      </w:r>
-    </w:p>
-    <w:p>
       <w:pPr>
         <w:pStyle w:val="Heading3"/>
       </w:pPr>
       <w:r>
+        <w:t>Check the claim against the facts</w:t>
+      </w:r>
+    </w:p>
+    <w:p>
+      <w:pPr>
+        <w:spacing w:line="336" w:lineRule="auto" w:after="180"/>
+        <w:shd w:fill="FFF5E6"/>
+      </w:pPr>
+      <w:r>
+        <w:rPr>
+          <w:b w:val="0"/>
+        </w:rPr>
+        <w:t xml:space="preserve">A fair </w:t>
+      </w:r>
+      <w:r>
+        <w:rPr>
+          <w:b/>
+        </w:rPr>
+        <w:t>temperature</w:t>
+      </w:r>
+      <w:r>
+        <w:rPr>
+          <w:b w:val="0"/>
+        </w:rPr>
+        <w:t xml:space="preserve"> comparison fixes the prefix, model distribution, candidate order and draw policy. Record multiple outcomes and evaluate task criteria separately.</w:t>
+      </w:r>
+    </w:p>
+    <w:p>
+      <w:pPr>
+        <w:spacing w:line="336" w:lineRule="auto" w:after="180"/>
+        <w:shd w:fill="FFF5E6"/>
+      </w:pPr>
+      <w:r>
+        <w:rPr>
+          <w:b w:val="0"/>
+        </w:rPr>
+        <w:t xml:space="preserve">If the aim is creativity in fiction, variation may be useful; if the aim is reporting a sensor state, every factual claim still needs </w:t>
+      </w:r>
+      <w:r>
+        <w:rPr>
+          <w:b/>
+        </w:rPr>
+        <w:t>evidence</w:t>
+      </w:r>
+      <w:r>
+        <w:rPr>
+          <w:b w:val="0"/>
+        </w:rPr>
+        <w:t>.</w:t>
+      </w:r>
+    </w:p>
+    <w:p>
+      <w:pPr>
+        <w:spacing w:line="336" w:lineRule="auto" w:after="180"/>
+        <w:shd w:fill="FFF5E6"/>
+      </w:pPr>
+      <w:r>
+        <w:rPr>
+          <w:b w:val="0"/>
+        </w:rPr>
+        <w:t>Never call a probability-concentration change an accuracy improvement without an appropriate evaluation.</w:t>
+      </w:r>
+    </w:p>
+    <w:p>
+      <w:pPr>
+        <w:pStyle w:val="Heading3"/>
+      </w:pPr>
+      <w:r>
         <w:t>Exit: a team lowers temperature and claims hallucinations are impossible. State what was changed and what evidence that claim still lacks.</w:t>
       </w:r>
     </w:p>
@@ -2858,15 +4453,66 @@
       </w:r>
     </w:p>
     <w:p>
-      <w:r>
-        <w:t>Check query/key dimensions, scale, permitted positions, finite scores, stable normalisation, weight sum and value widths in that order. A zero output can result from values cancelling; it does not imply zero attention weights. Record enough intermediate values for someone else to reproduce the trace.</w:t>
-      </w:r>
-    </w:p>
-    <w:p>
       <w:pPr>
         <w:pStyle w:val="Heading3"/>
       </w:pPr>
       <w:r>
+        <w:t>Check the claim against the facts</w:t>
+      </w:r>
+    </w:p>
+    <w:p>
+      <w:pPr>
+        <w:spacing w:line="336" w:lineRule="auto" w:after="180"/>
+        <w:shd w:fill="FFF5E6"/>
+      </w:pPr>
+      <w:r>
+        <w:rPr>
+          <w:b w:val="0"/>
+        </w:rPr>
+        <w:t xml:space="preserve">Check query/key dimensions, scale, permitted positions, finite </w:t>
+      </w:r>
+      <w:r>
+        <w:rPr>
+          <w:b/>
+        </w:rPr>
+        <w:t>score</w:t>
+      </w:r>
+      <w:r>
+        <w:rPr>
+          <w:b w:val="0"/>
+        </w:rPr>
+        <w:t xml:space="preserve">s, stable normalisation, weight sum and value widths in that order. A zero </w:t>
+      </w:r>
+      <w:r>
+        <w:rPr>
+          <w:b/>
+        </w:rPr>
+        <w:t>output</w:t>
+      </w:r>
+      <w:r>
+        <w:rPr>
+          <w:b w:val="0"/>
+        </w:rPr>
+        <w:t xml:space="preserve"> can result from values cancelling; it does not imply zero attention weights.</w:t>
+      </w:r>
+    </w:p>
+    <w:p>
+      <w:pPr>
+        <w:spacing w:line="336" w:lineRule="auto" w:after="180"/>
+        <w:shd w:fill="FFF5E6"/>
+      </w:pPr>
+      <w:r>
+        <w:rPr>
+          <w:b w:val="0"/>
+        </w:rPr>
+        <w:t>Record enough intermediate values for someone else to reproduce the trace.</w:t>
+      </w:r>
+    </w:p>
+    <w:p>
+      <w:pPr>
+        <w:pStyle w:val="Heading3"/>
+      </w:pPr>
+      <w:r>
         <w:t>Exit: two equal scores yield weights 1/2,1/2 and values 4,-4 yield output 0. Explain why zero output does not mean neither position was used.</w:t>
       </w:r>
     </w:p>
@@ -2905,16 +4551,39 @@
     </w:p>
     <w:p>
       <w:r>
+        <w:t>Practise Sampling and Variability with support, then explain the deciding step in your own words.</w:t>
+      </w:r>
+    </w:p>
+    <w:p>
+      <w:pPr>
+        <w:spacing w:line="336" w:lineRule="auto" w:after="180"/>
+      </w:pPr>
+      <w:r>
+        <w:rPr>
+          <w:b/>
+        </w:rPr>
         <w:t>LOGIC STUDIO</w:t>
       </w:r>
     </w:p>
     <w:p>
-      <w:r>
+      <w:pPr>
+        <w:spacing w:line="336" w:lineRule="auto" w:after="180"/>
+      </w:pPr>
+      <w:r>
+        <w:rPr>
+          <w:b w:val="0"/>
+        </w:rPr>
         <w:t>Specify Before You Run</w:t>
       </w:r>
     </w:p>
     <w:p>
-      <w:r>
+      <w:pPr>
+        <w:spacing w:line="336" w:lineRule="auto" w:after="180"/>
+      </w:pPr>
+      <w:r>
+        <w:rPr>
+          <w:b w:val="0"/>
+        </w:rPr>
         <w:t>Prompts, schemas, retrieval, tool calls, and code are inspectable parts of one AI product.</w:t>
       </w:r>
     </w:p>
@@ -2955,8 +4624,26 @@
       </w:r>
     </w:p>
     <w:p>
-      <w:r>
-        <w:t>SET task, audience, constraints, output_schema</w:t>
+      <w:pPr>
+        <w:spacing w:line="336" w:lineRule="auto" w:after="180"/>
+      </w:pPr>
+      <w:r>
+        <w:rPr>
+          <w:b w:val="0"/>
+        </w:rPr>
+        <w:t xml:space="preserve">SET task, audience, constraints, </w:t>
+      </w:r>
+      <w:r>
+        <w:rPr>
+          <w:b/>
+        </w:rPr>
+        <w:t>output</w:t>
+      </w:r>
+      <w:r>
+        <w:rPr>
+          <w:b w:val="0"/>
+        </w:rPr>
+        <w:t>_schema</w:t>
         <w:br/>
         <w:t>LOAD approved_context or retrieval_result</w:t>
         <w:br/>
@@ -2964,14 +4651,57 @@
         <w:br/>
         <w:t>VALIDATE fields, claims, citations, and safety</w:t>
         <w:br/>
-        <w:t>IF evidence missing: ask, retrieve, or abstain</w:t>
+        <w:t xml:space="preserve">IF </w:t>
+      </w:r>
+      <w:r>
+        <w:rPr>
+          <w:b/>
+        </w:rPr>
+        <w:t>evidence</w:t>
+      </w:r>
+      <w:r>
+        <w:rPr>
+          <w:b w:val="0"/>
+        </w:rPr>
+        <w:t xml:space="preserve"> missing: ask, retrieve, or abstain</w:t>
         <w:br/>
-        <w:t>RETURN useful output + source trail + limitations</w:t>
-      </w:r>
-    </w:p>
-    <w:p>
-      <w:r>
-        <w:t>Trace one input. Which line changes the state or chooses a path?</w:t>
+        <w:t xml:space="preserve">RETURN useful </w:t>
+      </w:r>
+      <w:r>
+        <w:rPr>
+          <w:b/>
+        </w:rPr>
+        <w:t>output</w:t>
+      </w:r>
+      <w:r>
+        <w:rPr>
+          <w:b w:val="0"/>
+        </w:rPr>
+        <w:t xml:space="preserve"> + source trail + limitations</w:t>
+      </w:r>
+    </w:p>
+    <w:p>
+      <w:pPr>
+        <w:spacing w:line="336" w:lineRule="auto" w:after="180"/>
+        <w:shd w:fill="F5F1FB"/>
+      </w:pPr>
+      <w:r>
+        <w:rPr>
+          <w:b w:val="0"/>
+        </w:rPr>
+        <w:t xml:space="preserve">Trace one </w:t>
+      </w:r>
+      <w:r>
+        <w:rPr>
+          <w:b/>
+        </w:rPr>
+        <w:t>input</w:t>
+      </w:r>
+      <w:r>
+        <w:rPr>
+          <w:b w:val="0"/>
+        </w:rPr>
+        <w:t>. Which line changes the state or chooses a path?</w:t>
       </w:r>
     </w:p>
     <w:p>
@@ -3016,8 +4746,25 @@
       </w:r>
     </w:p>
     <w:p>
-      <w:r>
-        <w:t>Supported draws 0.2,0.6,0.9 at T=1 select red, blue, green. At T=0.5, 0.2 and 0.6 fall below 18/23 and select red; 0.9 lies between 18/23 and 45/46 and selects blue. Keep exact fractions for boundaries, because rounding can misclassify a draw near an endpoint.</w:t>
+      <w:pPr>
+        <w:spacing w:line="336" w:lineRule="auto" w:after="180"/>
+      </w:pPr>
+      <w:r>
+        <w:rPr>
+          <w:b w:val="0"/>
+        </w:rPr>
+        <w:t>Supported draws 0.2,0.6,0.9 at T=1 select red, blue, green. At T=0.5, 0.2 and 0.6 fall below 18/23 and select red; 0.9 lies between 18/23 and 45/46 and selects blue.</w:t>
+      </w:r>
+    </w:p>
+    <w:p>
+      <w:pPr>
+        <w:spacing w:line="336" w:lineRule="auto" w:after="180"/>
+      </w:pPr>
+      <w:r>
+        <w:rPr>
+          <w:b w:val="0"/>
+        </w:rPr>
+        <w:t>Keep exact fractions for boundaries, because rounding can misclassify a draw near an endpoint.</w:t>
       </w:r>
     </w:p>
     <w:p>
@@ -3062,8 +4809,61 @@
       </w:r>
     </w:p>
     <w:p>
-      <w:r>
-        <w:t>Supported scores 1000 and 1000+ln(3) would overflow an ordinary direct exponential calculation in many floating-point implementations. Maximum subtraction gives -ln(3) and 0, producing weights 1/4 and 3/4. Their common shift does not change the relative weights. This is a stability mechanism, not evidence about source correctness.</w:t>
+      <w:pPr>
+        <w:spacing w:line="336" w:lineRule="auto" w:after="180"/>
+      </w:pPr>
+      <w:r>
+        <w:rPr>
+          <w:b w:val="0"/>
+        </w:rPr>
+        <w:t xml:space="preserve">Supported </w:t>
+      </w:r>
+      <w:r>
+        <w:rPr>
+          <w:b/>
+        </w:rPr>
+        <w:t>score</w:t>
+      </w:r>
+      <w:r>
+        <w:rPr>
+          <w:b w:val="0"/>
+        </w:rPr>
+        <w:t>s 1000 and 1000+ln(3) would overflow an ordinary direct exponential calculation in many floating-point implementations. Maximum subtraction gives -ln(3) and 0, producing weights 1/4 and 3/4.</w:t>
+      </w:r>
+    </w:p>
+    <w:p>
+      <w:pPr>
+        <w:spacing w:line="336" w:lineRule="auto" w:after="180"/>
+      </w:pPr>
+      <w:r>
+        <w:rPr>
+          <w:b w:val="0"/>
+        </w:rPr>
+        <w:t xml:space="preserve">Their common shift does not change the relative weights. This is a stability </w:t>
+      </w:r>
+      <w:r>
+        <w:rPr>
+          <w:b/>
+        </w:rPr>
+        <w:t>mechanism</w:t>
+      </w:r>
+      <w:r>
+        <w:rPr>
+          <w:b w:val="0"/>
+        </w:rPr>
+        <w:t xml:space="preserve">, not </w:t>
+      </w:r>
+      <w:r>
+        <w:rPr>
+          <w:b/>
+        </w:rPr>
+        <w:t>evidence</w:t>
+      </w:r>
+      <w:r>
+        <w:rPr>
+          <w:b w:val="0"/>
+        </w:rPr>
+        <w:t xml:space="preserve"> about source correctness.</w:t>
       </w:r>
     </w:p>
     <w:p>
@@ -3108,8 +4908,50 @@
       </w:r>
     </w:p>
     <w:p>
-      <w:r>
-        <w:t>Use workbook W2 for the connected example “Sampling and temperature”. First fill the input and rule boxes. Try the middle steps before asking for a hint. After a hint, try the next step yourself.</w:t>
+      <w:pPr>
+        <w:spacing w:line="336" w:lineRule="auto" w:after="180"/>
+      </w:pPr>
+      <w:r>
+        <w:rPr>
+          <w:b w:val="0"/>
+        </w:rPr>
+        <w:t>Use workbook W2 for the connected example “</w:t>
+      </w:r>
+      <w:r>
+        <w:rPr>
+          <w:b/>
+        </w:rPr>
+        <w:t>Sampling</w:t>
+      </w:r>
+      <w:r>
+        <w:rPr>
+          <w:b w:val="0"/>
+        </w:rPr>
+        <w:t xml:space="preserve"> and </w:t>
+      </w:r>
+      <w:r>
+        <w:rPr>
+          <w:b/>
+        </w:rPr>
+        <w:t>temperature</w:t>
+      </w:r>
+      <w:r>
+        <w:rPr>
+          <w:b w:val="0"/>
+        </w:rPr>
+        <w:t xml:space="preserve">”. First fill the </w:t>
+      </w:r>
+      <w:r>
+        <w:rPr>
+          <w:b/>
+        </w:rPr>
+        <w:t>input</w:t>
+      </w:r>
+      <w:r>
+        <w:rPr>
+          <w:b w:val="0"/>
+        </w:rPr>
+        <w:t xml:space="preserve"> and rule boxes. Try the middle steps before asking for a hint. After a hint, try the next step yourself.</w:t>
       </w:r>
     </w:p>
     <w:tbl>
@@ -3192,7 +5034,13 @@
       </w:tr>
     </w:tbl>
     <w:p>
-      <w:r>
+      <w:pPr>
+        <w:spacing w:line="336" w:lineRule="auto" w:after="180"/>
+      </w:pPr>
+      <w:r>
+        <w:rPr>
+          <w:b w:val="0"/>
+        </w:rPr>
         <w:t>Explain your trace to a partner. Your partner points to one step to check. Swap roles on the next case. Each person writes their own explanation.</w:t>
       </w:r>
     </w:p>
@@ -3205,12 +5053,71 @@
       </w:r>
     </w:p>
     <w:p>
-      <w:r>
-        <w:t>Use the worked case for Sampling and temperature. Proposed explanation: “Sampling means equal chances”. Decide whether this explanation is supported. Point to the step or supplied fact that decides; explain your repair if needed.</w:t>
-      </w:r>
-    </w:p>
-    <w:p>
-      <w:r>
+      <w:pPr>
+        <w:spacing w:line="336" w:lineRule="auto" w:after="180"/>
+      </w:pPr>
+      <w:r>
+        <w:rPr>
+          <w:b w:val="0"/>
+        </w:rPr>
+        <w:t xml:space="preserve">Use the worked case for </w:t>
+      </w:r>
+      <w:r>
+        <w:rPr>
+          <w:b/>
+        </w:rPr>
+        <w:t>Sampling</w:t>
+      </w:r>
+      <w:r>
+        <w:rPr>
+          <w:b w:val="0"/>
+        </w:rPr>
+        <w:t xml:space="preserve"> and </w:t>
+      </w:r>
+      <w:r>
+        <w:rPr>
+          <w:b/>
+        </w:rPr>
+        <w:t>temperature</w:t>
+      </w:r>
+      <w:r>
+        <w:rPr>
+          <w:b w:val="0"/>
+        </w:rPr>
+        <w:t>. Proposed explanation: “</w:t>
+      </w:r>
+      <w:r>
+        <w:rPr>
+          <w:b/>
+        </w:rPr>
+        <w:t>Sampling</w:t>
+      </w:r>
+      <w:r>
+        <w:rPr>
+          <w:b w:val="0"/>
+        </w:rPr>
+        <w:t xml:space="preserve"> means equal chances”. Decide whether this explanation is supported.</w:t>
+      </w:r>
+    </w:p>
+    <w:p>
+      <w:pPr>
+        <w:spacing w:line="336" w:lineRule="auto" w:after="180"/>
+      </w:pPr>
+      <w:r>
+        <w:rPr>
+          <w:b w:val="0"/>
+        </w:rPr>
+        <w:t>Point to the step or supplied fact that decides; explain your repair if needed.</w:t>
+      </w:r>
+    </w:p>
+    <w:p>
+      <w:pPr>
+        <w:spacing w:line="336" w:lineRule="auto" w:after="180"/>
+      </w:pPr>
+      <w:r>
+        <w:rPr>
+          <w:b w:val="0"/>
+        </w:rPr>
         <w:t>Answer on your own before discussion. If you are unsure, say which step you need help with.</w:t>
       </w:r>
     </w:p>
@@ -3223,8 +5130,38 @@
       </w:r>
     </w:p>
     <w:p>
-      <w:r>
-        <w:t>Use its named workbook W2. Identify the given inputs, try the middle steps with less help, then explain your trace. Check this claim before group discussion: Scores already are probabilities</w:t>
+      <w:pPr>
+        <w:spacing w:line="336" w:lineRule="auto" w:after="180"/>
+      </w:pPr>
+      <w:r>
+        <w:rPr>
+          <w:b w:val="0"/>
+        </w:rPr>
+        <w:t xml:space="preserve">Use its named workbook W2. Identify the given </w:t>
+      </w:r>
+      <w:r>
+        <w:rPr>
+          <w:b/>
+        </w:rPr>
+        <w:t>input</w:t>
+      </w:r>
+      <w:r>
+        <w:rPr>
+          <w:b w:val="0"/>
+        </w:rPr>
+        <w:t xml:space="preserve">s, try the middle steps with less help, then explain your trace. Check this claim before group discussion: </w:t>
+      </w:r>
+      <w:r>
+        <w:rPr>
+          <w:b/>
+        </w:rPr>
+        <w:t>Score</w:t>
+      </w:r>
+      <w:r>
+        <w:rPr>
+          <w:b w:val="0"/>
+        </w:rPr>
+        <w:t>s already are probabilities</w:t>
       </w:r>
     </w:p>
     <w:p>
@@ -3236,7 +5173,14 @@
       </w:r>
     </w:p>
     <w:p>
-      <w:r>
+      <w:pPr>
+        <w:spacing w:line="336" w:lineRule="auto" w:after="180"/>
+        <w:shd w:fill="F5F1FB"/>
+      </w:pPr>
+      <w:r>
+        <w:rPr>
+          <w:b w:val="0"/>
+        </w:rPr>
         <w:t>Does T=0.5 make B impossible, and does choosing A guarantee factual accuracy?</w:t>
       </w:r>
     </w:p>
@@ -3269,7 +5213,13 @@
       </w:r>
     </w:p>
     <w:p>
-      <w:r>
+      <w:pPr>
+        <w:spacing w:line="336" w:lineRule="auto" w:after="180"/>
+      </w:pPr>
+      <w:r>
+        <w:rPr>
+          <w:b w:val="0"/>
+        </w:rPr>
         <w:t>This is supported practice. Keep the separately named independent case for an attempt before feedback.</w:t>
       </w:r>
     </w:p>
@@ -3283,16 +5233,45 @@
     </w:p>
     <w:p>
       <w:r>
-        <w:t>EVIDENCE LAB</w:t>
-      </w:r>
-    </w:p>
-    <w:p>
-      <w:r>
+        <w:t>Investigate Sampling and Variability. Record the prediction, actual observation or labelled paper trace, explanation and next test separately.</w:t>
+      </w:r>
+    </w:p>
+    <w:p>
+      <w:pPr>
+        <w:spacing w:line="336" w:lineRule="auto" w:after="180"/>
+      </w:pPr>
+      <w:r>
+        <w:rPr>
+          <w:b/>
+        </w:rPr>
+        <w:t>EVIDENCE</w:t>
+      </w:r>
+      <w:r>
+        <w:rPr>
+          <w:b/>
+        </w:rPr>
+        <w:t xml:space="preserve"> LAB</w:t>
+      </w:r>
+    </w:p>
+    <w:p>
+      <w:pPr>
+        <w:spacing w:line="336" w:lineRule="auto" w:after="180"/>
+      </w:pPr>
+      <w:r>
+        <w:rPr>
+          <w:b w:val="0"/>
+        </w:rPr>
         <w:t>Predict → Test → Record → Explain</w:t>
       </w:r>
     </w:p>
     <w:p>
-      <w:r>
+      <w:pPr>
+        <w:spacing w:line="336" w:lineRule="auto" w:after="180"/>
+      </w:pPr>
+      <w:r>
+        <w:rPr>
+          <w:b w:val="0"/>
+        </w:rPr>
         <w:t>Keep expected and actual results separate. Surprises are useful data when recorded honestly.</w:t>
       </w:r>
     </w:p>
@@ -3333,8 +5312,26 @@
       </w:r>
     </w:p>
     <w:p>
-      <w:r>
-        <w:t>Run each setting five times on one fixed prompt, score consistency, usefulness, and unsupported detail, then justify a task-specific choice.</w:t>
+      <w:pPr>
+        <w:spacing w:line="336" w:lineRule="auto" w:after="180"/>
+      </w:pPr>
+      <w:r>
+        <w:rPr>
+          <w:b w:val="0"/>
+        </w:rPr>
+        <w:t xml:space="preserve">Run each setting five times on one fixed prompt, </w:t>
+      </w:r>
+      <w:r>
+        <w:rPr>
+          <w:b/>
+        </w:rPr>
+        <w:t>score</w:t>
+      </w:r>
+      <w:r>
+        <w:rPr>
+          <w:b w:val="0"/>
+        </w:rPr>
+        <w:t xml:space="preserve"> consistency, usefulness, and unsupported detail, then justify a task-specific choice.</w:t>
       </w:r>
     </w:p>
     <w:tbl>
@@ -3583,7 +5580,14 @@
       </w:tr>
     </w:tbl>
     <w:p>
-      <w:r>
+      <w:pPr>
+        <w:spacing w:line="336" w:lineRule="auto" w:after="180"/>
+        <w:shd w:fill="F5F1FB"/>
+      </w:pPr>
+      <w:r>
+        <w:rPr>
+          <w:b w:val="0"/>
+        </w:rPr>
         <w:t>What did the hardest test teach you that the normal test did not?</w:t>
       </w:r>
     </w:p>
@@ -3629,7 +5633,13 @@
       </w:r>
     </w:p>
     <w:p>
-      <w:r>
+      <w:pPr>
+        <w:spacing w:line="336" w:lineRule="auto" w:after="180"/>
+      </w:pPr>
+      <w:r>
+        <w:rPr>
+          <w:b w:val="0"/>
+        </w:rPr>
         <w:t>Before trying: what do I expect, and why? While trying: which step could first go wrong? Afterwards: what did I actually observe, and what should change? Keep “not run” if you only traced the procedure.</w:t>
       </w:r>
     </w:p>
@@ -3643,17 +5653,52 @@
     </w:p>
     <w:p>
       <w:r>
+        <w:t>Move from recall to tracing, diagnosis and transfer in Sampling and Variability. Explain why each step is justified.</w:t>
+      </w:r>
+    </w:p>
+    <w:p>
+      <w:pPr>
+        <w:spacing w:line="336" w:lineRule="auto" w:after="180"/>
+      </w:pPr>
+      <w:r>
+        <w:rPr>
+          <w:b/>
+        </w:rPr>
         <w:t>MASTERY</w:t>
       </w:r>
     </w:p>
     <w:p>
-      <w:r>
+      <w:pPr>
+        <w:spacing w:line="336" w:lineRule="auto" w:after="180"/>
+      </w:pPr>
+      <w:r>
+        <w:rPr>
+          <w:b w:val="0"/>
+        </w:rPr>
         <w:t>From Knowing the Word to Owning the Idea</w:t>
       </w:r>
     </w:p>
     <w:p>
-      <w:r>
-        <w:t>Move upward only when you can produce evidence without copying the worked example.</w:t>
+      <w:pPr>
+        <w:spacing w:line="336" w:lineRule="auto" w:after="180"/>
+      </w:pPr>
+      <w:r>
+        <w:rPr>
+          <w:b w:val="0"/>
+        </w:rPr>
+        <w:t xml:space="preserve">Move upward only when you can produce </w:t>
+      </w:r>
+      <w:r>
+        <w:rPr>
+          <w:b/>
+        </w:rPr>
+        <w:t>evidence</w:t>
+      </w:r>
+      <w:r>
+        <w:rPr>
+          <w:b w:val="0"/>
+        </w:rPr>
+        <w:t xml:space="preserve"> without copying the worked example.</w:t>
       </w:r>
     </w:p>
     <w:p>
@@ -3693,33 +5738,93 @@
       </w:r>
     </w:p>
     <w:p>
-      <w:r>
+      <w:pPr>
+        <w:spacing w:line="336" w:lineRule="auto" w:after="180"/>
+      </w:pPr>
+      <w:r>
+        <w:rPr>
+          <w:b w:val="0"/>
+        </w:rPr>
         <w:t>1 • NAME: Define the concept without repeating the textbook.</w:t>
       </w:r>
     </w:p>
     <w:p>
-      <w:r>
-        <w:t>2 • TRACE: Show the information, state, branch, calculation, or evidence path.</w:t>
-      </w:r>
-    </w:p>
-    <w:p>
-      <w:r>
+      <w:pPr>
+        <w:spacing w:line="336" w:lineRule="auto" w:after="180"/>
+      </w:pPr>
+      <w:r>
+        <w:rPr>
+          <w:b w:val="0"/>
+        </w:rPr>
+        <w:t xml:space="preserve">2 • TRACE: Show the information, state, branch, calculation, or </w:t>
+      </w:r>
+      <w:r>
+        <w:rPr>
+          <w:b/>
+        </w:rPr>
+        <w:t>evidence</w:t>
+      </w:r>
+      <w:r>
+        <w:rPr>
+          <w:b w:val="0"/>
+        </w:rPr>
+        <w:t xml:space="preserve"> path.</w:t>
+      </w:r>
+    </w:p>
+    <w:p>
+      <w:pPr>
+        <w:spacing w:line="336" w:lineRule="auto" w:after="180"/>
+      </w:pPr>
+      <w:r>
+        <w:rPr>
+          <w:b w:val="0"/>
+        </w:rPr>
         <w:t>3 • APPLY: Solve a different example independently.</w:t>
       </w:r>
     </w:p>
     <w:p>
-      <w:r>
+      <w:pPr>
+        <w:spacing w:line="336" w:lineRule="auto" w:after="180"/>
+      </w:pPr>
+      <w:r>
+        <w:rPr>
+          <w:b w:val="0"/>
+        </w:rPr>
         <w:t>4 • CHALLENGE: Find a boundary case, counterexample, or unfair outcome.</w:t>
       </w:r>
     </w:p>
     <w:p>
-      <w:r>
+      <w:pPr>
+        <w:spacing w:line="336" w:lineRule="auto" w:after="180"/>
+      </w:pPr>
+      <w:r>
+        <w:rPr>
+          <w:b w:val="0"/>
+        </w:rPr>
         <w:t>5 • EXPLAIN LIMITS: Say when the result should not be trusted or used alone.</w:t>
       </w:r>
     </w:p>
     <w:p>
-      <w:r>
-        <w:t>My strongest evidence of independent understanding:</w:t>
+      <w:pPr>
+        <w:spacing w:line="336" w:lineRule="auto" w:after="180"/>
+      </w:pPr>
+      <w:r>
+        <w:rPr>
+          <w:b w:val="0"/>
+        </w:rPr>
+        <w:t xml:space="preserve">My strongest </w:t>
+      </w:r>
+      <w:r>
+        <w:rPr>
+          <w:b/>
+        </w:rPr>
+        <w:t>evidence</w:t>
+      </w:r>
+      <w:r>
+        <w:rPr>
+          <w:b w:val="0"/>
+        </w:rPr>
+        <w:t xml:space="preserve"> of independent understanding:</w:t>
       </w:r>
     </w:p>
     <w:p>
@@ -3765,16 +5870,39 @@
     </w:p>
     <w:p>
       <w:r>
+        <w:t>Apply this week’s idea to Verified Study Buddy. Keep an annotated decision and the evidence supporting it.</w:t>
+      </w:r>
+    </w:p>
+    <w:p>
+      <w:pPr>
+        <w:spacing w:line="336" w:lineRule="auto" w:after="180"/>
+      </w:pPr>
+      <w:r>
+        <w:rPr>
+          <w:b/>
+        </w:rPr>
         <w:t>CUMULATIVE PROJECT</w:t>
       </w:r>
     </w:p>
     <w:p>
-      <w:r>
+      <w:pPr>
+        <w:spacing w:line="336" w:lineRule="auto" w:after="180"/>
+      </w:pPr>
+      <w:r>
+        <w:rPr>
+          <w:b w:val="0"/>
+        </w:rPr>
         <w:t>Verified Study Buddy</w:t>
       </w:r>
     </w:p>
     <w:p>
-      <w:r>
+      <w:pPr>
+        <w:spacing w:line="336" w:lineRule="auto" w:after="180"/>
+      </w:pPr>
+      <w:r>
+        <w:rPr>
+          <w:b w:val="0"/>
+        </w:rPr>
         <w:t>Every week adds one inspectable piece. The system must show how it reached a result.</w:t>
       </w:r>
     </w:p>
@@ -3815,17 +5943,63 @@
       </w:r>
     </w:p>
     <w:p>
-      <w:r>
-        <w:t>THIS WEEK’S CHECKPOINT  Use low variability for structured study answers and allow more diversity only for labeled brainstorming.</w:t>
-      </w:r>
-    </w:p>
-    <w:p>
-      <w:r>
-        <w:t>SYSTEM MAP  Learner need → prompt/schema → approved sources/retrieval → model/tool → structured answer → verification → human decision</w:t>
-      </w:r>
-    </w:p>
-    <w:p>
-      <w:r>
+      <w:pPr>
+        <w:spacing w:line="336" w:lineRule="auto" w:after="180"/>
+      </w:pPr>
+      <w:r>
+        <w:rPr>
+          <w:b w:val="0"/>
+        </w:rPr>
+        <w:t xml:space="preserve">THIS WEEK’S CHECKPOINT  Use low </w:t>
+      </w:r>
+      <w:r>
+        <w:rPr>
+          <w:b/>
+        </w:rPr>
+        <w:t>variability</w:t>
+      </w:r>
+      <w:r>
+        <w:rPr>
+          <w:b w:val="0"/>
+        </w:rPr>
+        <w:t xml:space="preserve"> for structured study answers and allow more diversity only for labeled brainstorming.</w:t>
+      </w:r>
+    </w:p>
+    <w:p>
+      <w:pPr>
+        <w:pStyle w:val="Heading3"/>
+      </w:pPr>
+      <w:r>
+        <w:t>Trace the system</w:t>
+      </w:r>
+    </w:p>
+    <w:p>
+      <w:pPr>
+        <w:spacing w:line="336" w:lineRule="auto" w:after="180"/>
+        <w:shd w:fill="EDF7F3"/>
+      </w:pPr>
+      <w:r>
+        <w:rPr>
+          <w:b w:val="0"/>
+        </w:rPr>
+        <w:t xml:space="preserve">SYSTEM MAP  Learner need → prompt/schema → approved sources/retrieval → model/tool → structured answer → verification → </w:t>
+      </w:r>
+      <w:r>
+        <w:rPr>
+          <w:b/>
+        </w:rPr>
+        <w:t>human decision</w:t>
+      </w:r>
+    </w:p>
+    <w:p>
+      <w:pPr>
+        <w:spacing w:line="336" w:lineRule="auto" w:after="180"/>
+        <w:shd w:fill="F5F1FB"/>
+      </w:pPr>
+      <w:r>
+        <w:rPr>
+          <w:b w:val="0"/>
+        </w:rPr>
         <w:t>What will you add, change, or verify in the project this week?</w:t>
       </w:r>
     </w:p>
@@ -3863,8 +6037,27 @@
       </w:r>
     </w:p>
     <w:p>
-      <w:r>
-        <w:t>What should remain under human control?</w:t>
+      <w:pPr>
+        <w:spacing w:line="336" w:lineRule="auto" w:after="180"/>
+        <w:shd w:fill="F5F1FB"/>
+      </w:pPr>
+      <w:r>
+        <w:rPr>
+          <w:b w:val="0"/>
+        </w:rPr>
+        <w:t xml:space="preserve">What should remain under </w:t>
+      </w:r>
+      <w:r>
+        <w:rPr>
+          <w:b/>
+        </w:rPr>
+        <w:t>human control</w:t>
+      </w:r>
+      <w:r>
+        <w:rPr>
+          <w:b w:val="0"/>
+        </w:rPr>
+        <w:t>?</w:t>
       </w:r>
     </w:p>
     <w:p>
@@ -3901,21 +6094,78 @@
       </w:r>
     </w:p>
     <w:p>
-      <w:r>
-        <w:t>RESPONSIBLE DESIGN  Collect only necessary information. Show uncertainty and limits. Never confuse fluent output with verified truth.</w:t>
-      </w:r>
-    </w:p>
-    <w:p>
       <w:pPr>
         <w:pStyle w:val="Heading3"/>
       </w:pPr>
       <w:r>
+        <w:t>Responsible design</w:t>
+      </w:r>
+    </w:p>
+    <w:p>
+      <w:pPr>
+        <w:spacing w:line="336" w:lineRule="auto" w:after="180"/>
+        <w:shd w:fill="FFF5E6"/>
+      </w:pPr>
+      <w:r>
+        <w:rPr>
+          <w:b w:val="0"/>
+        </w:rPr>
+        <w:t xml:space="preserve">RESPONSIBLE DESIGN  Collect only necessary information. Show uncertainty and limits. Never confuse fluent </w:t>
+      </w:r>
+      <w:r>
+        <w:rPr>
+          <w:b/>
+        </w:rPr>
+        <w:t>output</w:t>
+      </w:r>
+      <w:r>
+        <w:rPr>
+          <w:b w:val="0"/>
+        </w:rPr>
+        <w:t xml:space="preserve"> with verified truth.</w:t>
+      </w:r>
+    </w:p>
+    <w:p>
+      <w:pPr>
+        <w:pStyle w:val="Heading3"/>
+      </w:pPr>
+      <w:r>
         <w:t>Evidence for your project</w:t>
       </w:r>
     </w:p>
     <w:p>
-      <w:r>
-        <w:t>Keep Study Buddy generation settings fixed during prompt comparisons and check evidence regardless of variability.</w:t>
+      <w:pPr>
+        <w:spacing w:line="336" w:lineRule="auto" w:after="180"/>
+      </w:pPr>
+      <w:r>
+        <w:rPr>
+          <w:b w:val="0"/>
+        </w:rPr>
+        <w:t xml:space="preserve">Keep Study Buddy generation settings fixed during prompt comparisons and check </w:t>
+      </w:r>
+      <w:r>
+        <w:rPr>
+          <w:b/>
+        </w:rPr>
+        <w:t>evidence</w:t>
+      </w:r>
+      <w:r>
+        <w:rPr>
+          <w:b w:val="0"/>
+        </w:rPr>
+        <w:t xml:space="preserve"> regardless of </w:t>
+      </w:r>
+      <w:r>
+        <w:rPr>
+          <w:b/>
+        </w:rPr>
+        <w:t>variability</w:t>
+      </w:r>
+      <w:r>
+        <w:rPr>
+          <w:b w:val="0"/>
+        </w:rPr>
+        <w:t>.</w:t>
       </w:r>
     </w:p>
     <w:p>
@@ -3928,16 +6178,48 @@
     </w:p>
     <w:p>
       <w:r>
+        <w:t>Use a genuinely new case for independent evidence. Previously discussed examples remain practice; use the separately named independent case before feedback.</w:t>
+      </w:r>
+    </w:p>
+    <w:p>
+      <w:pPr>
+        <w:pStyle w:val="Heading3"/>
+      </w:pPr>
+      <w:r>
+        <w:t>Independent evidence</w:t>
+      </w:r>
+    </w:p>
+    <w:p>
+      <w:pPr>
+        <w:spacing w:line="336" w:lineRule="auto" w:after="180"/>
+        <w:shd w:fill="FFF5E6"/>
+      </w:pPr>
+      <w:r>
+        <w:rPr>
+          <w:b w:val="0"/>
+        </w:rPr>
         <w:t>INDEPENDENT MASTERY PROOF</w:t>
       </w:r>
     </w:p>
     <w:p>
-      <w:r>
+      <w:pPr>
+        <w:spacing w:line="336" w:lineRule="auto" w:after="180"/>
+      </w:pPr>
+      <w:r>
+        <w:rPr>
+          <w:b w:val="0"/>
+        </w:rPr>
         <w:t>Explain • Transfer • Test • Defend</w:t>
       </w:r>
     </w:p>
     <w:p>
-      <w:r>
+      <w:pPr>
+        <w:spacing w:line="336" w:lineRule="auto" w:after="180"/>
+      </w:pPr>
+      <w:r>
+        <w:rPr>
+          <w:b w:val="0"/>
+        </w:rPr>
         <w:t>Complete this page without copying the worked example. Your reasoning matters more than decoration.</w:t>
       </w:r>
     </w:p>
@@ -3978,12 +6260,46 @@
       </w:r>
     </w:p>
     <w:p>
-      <w:r>
-        <w:t>CHALLENGE  Compare low- and high-variability story continuations.</w:t>
-      </w:r>
-    </w:p>
-    <w:p>
-      <w:r>
+      <w:pPr>
+        <w:pStyle w:val="Heading3"/>
+      </w:pPr>
+      <w:r>
+        <w:t>Try a more demanding case</w:t>
+      </w:r>
+    </w:p>
+    <w:p>
+      <w:pPr>
+        <w:spacing w:line="336" w:lineRule="auto" w:after="180"/>
+        <w:shd w:fill="F5F1FB"/>
+      </w:pPr>
+      <w:r>
+        <w:rPr>
+          <w:b w:val="0"/>
+        </w:rPr>
+        <w:t>CHALLENGE  Compare low- and high-</w:t>
+      </w:r>
+      <w:r>
+        <w:rPr>
+          <w:b/>
+        </w:rPr>
+        <w:t>variability</w:t>
+      </w:r>
+      <w:r>
+        <w:rPr>
+          <w:b w:val="0"/>
+        </w:rPr>
+        <w:t xml:space="preserve"> story continuations.</w:t>
+      </w:r>
+    </w:p>
+    <w:p>
+      <w:pPr>
+        <w:spacing w:line="336" w:lineRule="auto" w:after="180"/>
+        <w:shd w:fill="F4F9FC"/>
+      </w:pPr>
+      <w:r>
+        <w:rPr>
+          <w:b w:val="0"/>
+        </w:rPr>
         <w:t>1. My fresh example, trace, calculation, or design:</w:t>
       </w:r>
     </w:p>
@@ -4021,8 +6337,27 @@
       </w:r>
     </w:p>
     <w:p>
-      <w:r>
-        <w:t>2. My evidence that it works (include a boundary or missing-data case):</w:t>
+      <w:pPr>
+        <w:spacing w:line="336" w:lineRule="auto" w:after="180"/>
+        <w:shd w:fill="F4F9FC"/>
+      </w:pPr>
+      <w:r>
+        <w:rPr>
+          <w:b w:val="0"/>
+        </w:rPr>
+        <w:t xml:space="preserve">2. My </w:t>
+      </w:r>
+      <w:r>
+        <w:rPr>
+          <w:b/>
+        </w:rPr>
+        <w:t>evidence</w:t>
+      </w:r>
+      <w:r>
+        <w:rPr>
+          <w:b w:val="0"/>
+        </w:rPr>
+        <w:t xml:space="preserve"> that it works (include a boundary or missing-data case):</w:t>
       </w:r>
     </w:p>
     <w:p>
@@ -4059,7 +6394,14 @@
       </w:r>
     </w:p>
     <w:p>
-      <w:r>
+      <w:pPr>
+        <w:spacing w:line="336" w:lineRule="auto" w:after="180"/>
+        <w:shd w:fill="F4F9FC"/>
+      </w:pPr>
+      <w:r>
+        <w:rPr>
+          <w:b w:val="0"/>
+        </w:rPr>
         <w:t>3. One limitation, fairness concern, or situation needing human review:</w:t>
       </w:r>
     </w:p>
@@ -4097,8 +6439,47 @@
       </w:r>
     </w:p>
     <w:p>
-      <w:r>
-        <w:t>SELF-CHECK  □ I explained the mechanism  □ I used evidence  □ I tested a fresh case  □ I named a limitation  □ I can answer ‘why?’</w:t>
+      <w:pPr>
+        <w:pStyle w:val="Heading3"/>
+      </w:pPr>
+      <w:r>
+        <w:t>Check your explanation</w:t>
+      </w:r>
+    </w:p>
+    <w:p>
+      <w:pPr>
+        <w:spacing w:line="336" w:lineRule="auto" w:after="180"/>
+        <w:shd w:fill="F5F1FB"/>
+      </w:pPr>
+      <w:r>
+        <w:rPr>
+          <w:b w:val="0"/>
+        </w:rPr>
+        <w:t xml:space="preserve">SELF-CHECK  □ I explained the </w:t>
+      </w:r>
+      <w:r>
+        <w:rPr>
+          <w:b/>
+        </w:rPr>
+        <w:t>mechanism</w:t>
+      </w:r>
+      <w:r>
+        <w:rPr>
+          <w:b w:val="0"/>
+        </w:rPr>
+        <w:t xml:space="preserve">  □ I used </w:t>
+      </w:r>
+      <w:r>
+        <w:rPr>
+          <w:b/>
+        </w:rPr>
+        <w:t>evidence</w:t>
+      </w:r>
+      <w:r>
+        <w:rPr>
+          <w:b w:val="0"/>
+        </w:rPr>
+        <w:t xml:space="preserve">  □ I tested a fresh case  □ I named a limitation  □ I can answer ‘why?’</w:t>
       </w:r>
     </w:p>
     <w:p>
@@ -4110,6 +6491,11 @@
       </w:r>
     </w:p>
     <w:p>
+      <w:r>
+        <w:t>Revisit the complete Sampling and Variability case for supported practice. Repeated examples do not become fresh assessments.</w:t>
+      </w:r>
+    </w:p>
+    <w:p>
       <w:pPr>
         <w:pStyle w:val="Heading3"/>
       </w:pPr>
@@ -4118,7 +6504,13 @@
       </w:r>
     </w:p>
     <w:p>
-      <w:r>
+      <w:pPr>
+        <w:spacing w:line="336" w:lineRule="auto" w:after="180"/>
+      </w:pPr>
+      <w:r>
+        <w:rPr>
+          <w:b w:val="0"/>
+        </w:rPr>
         <w:t>Use the supplied details to practise the weekly concept before attempting the independent question. This case extends the illustrated lesson.</w:t>
       </w:r>
     </w:p>
@@ -4131,7 +6523,13 @@
       </w:r>
     </w:p>
     <w:p>
-      <w:r>
+      <w:pPr>
+        <w:spacing w:line="336" w:lineRule="auto" w:after="180"/>
+      </w:pPr>
+      <w:r>
+        <w:rPr>
+          <w:b w:val="0"/>
+        </w:rPr>
         <w:t>One prompt produces three different valid quiz questions.</w:t>
       </w:r>
     </w:p>
@@ -4144,8 +6542,27 @@
       </w:r>
     </w:p>
     <w:p>
-      <w:r>
-        <w:t>Does variability mean failure?</w:t>
+      <w:pPr>
+        <w:spacing w:line="336" w:lineRule="auto" w:after="180"/>
+        <w:shd w:fill="F5F1FB"/>
+      </w:pPr>
+      <w:r>
+        <w:rPr>
+          <w:b w:val="0"/>
+        </w:rPr>
+        <w:t xml:space="preserve">Does </w:t>
+      </w:r>
+      <w:r>
+        <w:rPr>
+          <w:b/>
+        </w:rPr>
+        <w:t>variability</w:t>
+      </w:r>
+      <w:r>
+        <w:rPr>
+          <w:b w:val="0"/>
+        </w:rPr>
+        <w:t xml:space="preserve"> mean failure?</w:t>
       </w:r>
     </w:p>
     <w:p>
@@ -4157,8 +6574,50 @@
       </w:r>
     </w:p>
     <w:p>
-      <w:r>
-        <w:t>No. Sampling can vary outputs. Score correctness, relevance and format over repeated trials; consistency differs from quality.</w:t>
+      <w:pPr>
+        <w:spacing w:line="336" w:lineRule="auto" w:after="180"/>
+      </w:pPr>
+      <w:r>
+        <w:rPr>
+          <w:b w:val="0"/>
+        </w:rPr>
+        <w:t xml:space="preserve">No. </w:t>
+      </w:r>
+      <w:r>
+        <w:rPr>
+          <w:b/>
+        </w:rPr>
+        <w:t>Sampling</w:t>
+      </w:r>
+      <w:r>
+        <w:rPr>
+          <w:b w:val="0"/>
+        </w:rPr>
+        <w:t xml:space="preserve"> can vary </w:t>
+      </w:r>
+      <w:r>
+        <w:rPr>
+          <w:b/>
+        </w:rPr>
+        <w:t>output</w:t>
+      </w:r>
+      <w:r>
+        <w:rPr>
+          <w:b w:val="0"/>
+        </w:rPr>
+        <w:t xml:space="preserve">s. </w:t>
+      </w:r>
+      <w:r>
+        <w:rPr>
+          <w:b/>
+        </w:rPr>
+        <w:t>Score</w:t>
+      </w:r>
+      <w:r>
+        <w:rPr>
+          <w:b w:val="0"/>
+        </w:rPr>
+        <w:t xml:space="preserve"> correctness, relevance and format over repeated trials; consistency differs from quality.</w:t>
       </w:r>
     </w:p>
     <w:p>
@@ -4170,7 +6629,14 @@
       </w:r>
     </w:p>
     <w:p>
-      <w:r>
+      <w:pPr>
+        <w:spacing w:line="336" w:lineRule="auto" w:after="180"/>
+        <w:shd w:fill="F5F1FB"/>
+      </w:pPr>
+      <w:r>
+        <w:rPr>
+          <w:b w:val="0"/>
+        </w:rPr>
         <w:t>Which detail supports the answer, and why does it matter?</w:t>
       </w:r>
     </w:p>
@@ -4326,18 +6792,85 @@
       </w:tr>
     </w:tbl>
     <w:p>
-      <w:r>
+      <w:pPr>
+        <w:spacing w:line="336" w:lineRule="auto" w:after="180"/>
+      </w:pPr>
+      <w:r>
+        <w:rPr>
+          <w:b w:val="0"/>
+        </w:rPr>
         <w:t>One prompt produces three different valid quiz questions.</w:t>
       </w:r>
     </w:p>
     <w:p>
-      <w:r>
-        <w:t>Does variability mean failure?</w:t>
-      </w:r>
-    </w:p>
-    <w:p>
-      <w:r>
-        <w:t>No. Sampling can vary outputs. Score correctness, relevance and format over repeated trials; consistency differs from quality.</w:t>
+      <w:pPr>
+        <w:spacing w:line="336" w:lineRule="auto" w:after="180"/>
+        <w:shd w:fill="F5F1FB"/>
+      </w:pPr>
+      <w:r>
+        <w:rPr>
+          <w:b w:val="0"/>
+        </w:rPr>
+        <w:t xml:space="preserve">Does </w:t>
+      </w:r>
+      <w:r>
+        <w:rPr>
+          <w:b/>
+        </w:rPr>
+        <w:t>variability</w:t>
+      </w:r>
+      <w:r>
+        <w:rPr>
+          <w:b w:val="0"/>
+        </w:rPr>
+        <w:t xml:space="preserve"> mean failure?</w:t>
+      </w:r>
+    </w:p>
+    <w:p>
+      <w:pPr>
+        <w:spacing w:line="336" w:lineRule="auto" w:after="180"/>
+      </w:pPr>
+      <w:r>
+        <w:rPr>
+          <w:b w:val="0"/>
+        </w:rPr>
+        <w:t xml:space="preserve">No. </w:t>
+      </w:r>
+      <w:r>
+        <w:rPr>
+          <w:b/>
+        </w:rPr>
+        <w:t>Sampling</w:t>
+      </w:r>
+      <w:r>
+        <w:rPr>
+          <w:b w:val="0"/>
+        </w:rPr>
+        <w:t xml:space="preserve"> can vary </w:t>
+      </w:r>
+      <w:r>
+        <w:rPr>
+          <w:b/>
+        </w:rPr>
+        <w:t>output</w:t>
+      </w:r>
+      <w:r>
+        <w:rPr>
+          <w:b w:val="0"/>
+        </w:rPr>
+        <w:t xml:space="preserve">s. </w:t>
+      </w:r>
+      <w:r>
+        <w:rPr>
+          <w:b/>
+        </w:rPr>
+        <w:t>Score</w:t>
+      </w:r>
+      <w:r>
+        <w:rPr>
+          <w:b w:val="0"/>
+        </w:rPr>
+        <w:t xml:space="preserve"> correctness, relevance and format over repeated trials; consistency differs from quality.</w:t>
       </w:r>
     </w:p>
     <w:p>
@@ -4349,6 +6882,11 @@
       </w:r>
     </w:p>
     <w:p>
+      <w:r>
+        <w:t>Attempt the reserved new case before feedback. Record support; the earlier examples below remain additional practice.</w:t>
+      </w:r>
+    </w:p>
+    <w:p>
       <w:pPr>
         <w:pStyle w:val="Heading3"/>
       </w:pPr>
@@ -4357,7 +6895,13 @@
       </w:r>
     </w:p>
     <w:p>
-      <w:r>
+      <w:pPr>
+        <w:spacing w:line="336" w:lineRule="auto" w:after="180"/>
+      </w:pPr>
+      <w:r>
+        <w:rPr>
+          <w:b w:val="0"/>
+        </w:rPr>
         <w:t>Probabilities A=0.5,B=0.3,C=0.2 in that order. Compute T=0.5 probabilities and cumulative boundaries. Trace u=0.5 and u=0.9 under T=1 and T=0.5. Explain the limit of the comparison.</w:t>
       </w:r>
     </w:p>
@@ -4405,7 +6949,13 @@
       </w:r>
     </w:p>
     <w:p>
-      <w:r>
+      <w:pPr>
+        <w:spacing w:line="336" w:lineRule="auto" w:after="180"/>
+      </w:pPr>
+      <w:r>
+        <w:rPr>
+          <w:b w:val="0"/>
+        </w:rPr>
         <w:t>Attempt this case before feedback. Record any help. Earlier examples below are further practice; a case already practised with feedback cannot establish fresh transfer.</w:t>
       </w:r>
     </w:p>
@@ -4418,18 +6968,42 @@
       </w:r>
     </w:p>
     <w:p>
-      <w:r>
+      <w:pPr>
+        <w:spacing w:line="336" w:lineRule="auto" w:after="180"/>
+      </w:pPr>
+      <w:r>
+        <w:rPr>
+          <w:b w:val="0"/>
+        </w:rPr>
         <w:t>Close the worked explanation. Apply the idea to this different question without copying.</w:t>
       </w:r>
     </w:p>
     <w:p>
-      <w:r>
+      <w:pPr>
+        <w:spacing w:line="336" w:lineRule="auto" w:after="180"/>
+      </w:pPr>
+      <w:r>
+        <w:rPr>
+          <w:b w:val="0"/>
+        </w:rPr>
         <w:t>Prompt A is run three times and returns three different stories. Does this alone prove the prompt changed? Describe a fair comparison of two prompts.</w:t>
       </w:r>
     </w:p>
     <w:p>
-      <w:r>
-        <w:t>My answer, with a trace, calculation or supporting evidence</w:t>
+      <w:pPr>
+        <w:spacing w:line="336" w:lineRule="auto" w:after="180"/>
+      </w:pPr>
+      <w:r>
+        <w:rPr>
+          <w:b w:val="0"/>
+        </w:rPr>
+        <w:t xml:space="preserve">My answer, with a trace, calculation or supporting </w:t>
+      </w:r>
+      <w:r>
+        <w:rPr>
+          <w:b/>
+        </w:rPr>
+        <w:t>evidence</w:t>
       </w:r>
     </w:p>
     <w:p>
@@ -4474,13 +7048,37 @@
       </w:r>
     </w:p>
     <w:p>
-      <w:r>
+      <w:pPr>
+        <w:spacing w:line="336" w:lineRule="auto" w:after="180"/>
+      </w:pPr>
+      <w:r>
+        <w:rPr>
+          <w:b w:val="0"/>
+        </w:rPr>
         <w:t>Change one relevant detail. Predict the result before testing. Include a boundary or missing-information case when it helps reveal a limit.</w:t>
       </w:r>
     </w:p>
     <w:p>
-      <w:r>
-        <w:t>My changed input and expected result</w:t>
+      <w:pPr>
+        <w:spacing w:line="336" w:lineRule="auto" w:after="180"/>
+      </w:pPr>
+      <w:r>
+        <w:rPr>
+          <w:b w:val="0"/>
+        </w:rPr>
+        <w:t xml:space="preserve">My changed </w:t>
+      </w:r>
+      <w:r>
+        <w:rPr>
+          <w:b/>
+        </w:rPr>
+        <w:t>input</w:t>
+      </w:r>
+      <w:r>
+        <w:rPr>
+          <w:b w:val="0"/>
+        </w:rPr>
+        <w:t xml:space="preserve"> and expected result</w:t>
       </w:r>
     </w:p>
     <w:p>
@@ -4525,13 +7123,49 @@
       </w:r>
     </w:p>
     <w:p>
-      <w:r>
-        <w:t>Use low variability for structured study answers and allow more diversity only for labeled brainstorming.</w:t>
-      </w:r>
-    </w:p>
-    <w:p>
-      <w:r>
-        <w:t>The evidence I will keep</w:t>
+      <w:pPr>
+        <w:spacing w:line="336" w:lineRule="auto" w:after="180"/>
+      </w:pPr>
+      <w:r>
+        <w:rPr>
+          <w:b w:val="0"/>
+        </w:rPr>
+        <w:t xml:space="preserve">Use low </w:t>
+      </w:r>
+      <w:r>
+        <w:rPr>
+          <w:b/>
+        </w:rPr>
+        <w:t>variability</w:t>
+      </w:r>
+      <w:r>
+        <w:rPr>
+          <w:b w:val="0"/>
+        </w:rPr>
+        <w:t xml:space="preserve"> for structured study answers and allow more diversity only for labeled brainstorming.</w:t>
+      </w:r>
+    </w:p>
+    <w:p>
+      <w:pPr>
+        <w:spacing w:line="336" w:lineRule="auto" w:after="180"/>
+      </w:pPr>
+      <w:r>
+        <w:rPr>
+          <w:b w:val="0"/>
+        </w:rPr>
+        <w:t xml:space="preserve">The </w:t>
+      </w:r>
+      <w:r>
+        <w:rPr>
+          <w:b/>
+        </w:rPr>
+        <w:t>evidence</w:t>
+      </w:r>
+      <w:r>
+        <w:rPr>
+          <w:b w:val="0"/>
+        </w:rPr>
+        <w:t xml:space="preserve"> I will keep</w:t>
       </w:r>
     </w:p>
     <w:p>
@@ -4568,8 +7202,26 @@
       </w:r>
     </w:p>
     <w:p>
-      <w:r>
-        <w:t>Your teacher has the independent answer and scoring criteria. Complete the matching workbook week to keep your practice evidence together.</w:t>
+      <w:pPr>
+        <w:spacing w:line="336" w:lineRule="auto" w:after="180"/>
+      </w:pPr>
+      <w:r>
+        <w:rPr>
+          <w:b w:val="0"/>
+        </w:rPr>
+        <w:t xml:space="preserve">Your teacher has the independent answer and scoring criteria. Complete the matching workbook week to keep your practice </w:t>
+      </w:r>
+      <w:r>
+        <w:rPr>
+          <w:b/>
+        </w:rPr>
+        <w:t>evidence</w:t>
+      </w:r>
+      <w:r>
+        <w:rPr>
+          <w:b w:val="0"/>
+        </w:rPr>
+        <w:t xml:space="preserve"> together.</w:t>
       </w:r>
     </w:p>
     <w:p>
@@ -4581,7 +7233,13 @@
       </w:r>
     </w:p>
     <w:p>
-      <w:r>
+      <w:pPr>
+        <w:spacing w:line="336" w:lineRule="auto" w:after="180"/>
+      </w:pPr>
+      <w:r>
+        <w:rPr>
+          <w:b w:val="0"/>
+        </w:rPr>
         <w:t>Prompt A gives three identical wrong answers. Prompt B gives two correct answers and one wrong answer. Compare consistency and correctness without declaring either generally superior.</w:t>
       </w:r>
     </w:p>
@@ -4637,8 +7295,25 @@
       </w:r>
     </w:p>
     <w:p>
-      <w:r>
-        <w:t>Attempt the independent case before hints. Record whether you worked alone, used a hint or followed a model. After feedback, fix the first unsupported step and explain why it changed. A later check uses a changed case, not a copied answer.</w:t>
+      <w:pPr>
+        <w:spacing w:line="336" w:lineRule="auto" w:after="180"/>
+      </w:pPr>
+      <w:r>
+        <w:rPr>
+          <w:b w:val="0"/>
+        </w:rPr>
+        <w:t>Attempt the independent case before hints. Record whether you worked alone, used a hint or followed a model. After feedback, fix the first unsupported step and explain why it changed.</w:t>
+      </w:r>
+    </w:p>
+    <w:p>
+      <w:pPr>
+        <w:spacing w:line="336" w:lineRule="auto" w:after="180"/>
+      </w:pPr>
+      <w:r>
+        <w:rPr>
+          <w:b w:val="0"/>
+        </w:rPr>
+        <w:t>A later check uses a changed case, not a copied answer.</w:t>
       </w:r>
     </w:p>
     <w:p>
@@ -4651,7 +7326,30 @@
     </w:p>
     <w:p>
       <w:r>
-        <w:t>Start with this question: A fictional two-token distribution illustrates variability in generation.</w:t>
+        <w:t>Use this map to navigate Sampling and Variability, connect the goals to tasks and keep one evidence record for each attempt.</w:t>
+      </w:r>
+    </w:p>
+    <w:p>
+      <w:pPr>
+        <w:spacing w:line="336" w:lineRule="auto" w:after="180"/>
+      </w:pPr>
+      <w:r>
+        <w:rPr>
+          <w:b w:val="0"/>
+        </w:rPr>
+        <w:t xml:space="preserve">Start with this question: A fictional two-token distribution illustrates </w:t>
+      </w:r>
+      <w:r>
+        <w:rPr>
+          <w:b/>
+        </w:rPr>
+        <w:t>variability</w:t>
+      </w:r>
+      <w:r>
+        <w:rPr>
+          <w:b w:val="0"/>
+        </w:rPr>
+        <w:t xml:space="preserve"> in generation.</w:t>
       </w:r>
     </w:p>
     <w:tbl>
@@ -4757,13 +7455,61 @@
       </w:tr>
     </w:tbl>
     <w:p>
-      <w:r>
-        <w:t>Remember → watch and explain → try with help → investigate → try independently → keep project evidence. Your teacher may spread this lesson across several classes.</w:t>
-      </w:r>
-    </w:p>
-    <w:p>
-      <w:r>
-        <w:t>Keep your first prediction. Compare it with what the evidence shows and explain any change.</w:t>
+      <w:pPr>
+        <w:spacing w:line="336" w:lineRule="auto" w:after="180"/>
+      </w:pPr>
+      <w:r>
+        <w:rPr>
+          <w:b w:val="0"/>
+        </w:rPr>
+        <w:t xml:space="preserve">Remember → watch and explain → try with help → investigate → try independently → keep project </w:t>
+      </w:r>
+      <w:r>
+        <w:rPr>
+          <w:b/>
+        </w:rPr>
+        <w:t>evidence</w:t>
+      </w:r>
+      <w:r>
+        <w:rPr>
+          <w:b w:val="0"/>
+        </w:rPr>
+        <w:t>. Your teacher may spread this lesson across several classes.</w:t>
+      </w:r>
+    </w:p>
+    <w:p>
+      <w:pPr>
+        <w:spacing w:line="336" w:lineRule="auto" w:after="180"/>
+      </w:pPr>
+      <w:r>
+        <w:rPr>
+          <w:b w:val="0"/>
+        </w:rPr>
+        <w:t xml:space="preserve">Keep your first </w:t>
+      </w:r>
+      <w:r>
+        <w:rPr>
+          <w:b/>
+        </w:rPr>
+        <w:t>prediction</w:t>
+      </w:r>
+      <w:r>
+        <w:rPr>
+          <w:b w:val="0"/>
+        </w:rPr>
+        <w:t xml:space="preserve">. Compare it with what the </w:t>
+      </w:r>
+      <w:r>
+        <w:rPr>
+          <w:b/>
+        </w:rPr>
+        <w:t>evidence</w:t>
+      </w:r>
+      <w:r>
+        <w:rPr>
+          <w:b w:val="0"/>
+        </w:rPr>
+        <w:t xml:space="preserve"> shows and explain any change.</w:t>
       </w:r>
     </w:p>
     <w:p>
@@ -4776,7 +7522,30 @@
     </w:p>
     <w:p>
       <w:r>
-        <w:t>Close your notes. Explain this goal in your own words: Sample from a distribution using explicit cumulative intervals</w:t>
+        <w:t>Explain Sampling and Variability without notes, identify a remaining question and plan a later check with a changed case.</w:t>
+      </w:r>
+    </w:p>
+    <w:p>
+      <w:pPr>
+        <w:spacing w:line="336" w:lineRule="auto" w:after="180"/>
+      </w:pPr>
+      <w:r>
+        <w:rPr>
+          <w:b w:val="0"/>
+        </w:rPr>
+        <w:t xml:space="preserve">Close your notes. Explain this goal in your own words: Sample from a distribution using explicit </w:t>
+      </w:r>
+      <w:r>
+        <w:rPr>
+          <w:b/>
+        </w:rPr>
+        <w:t>cumulative interval</w:t>
+      </w:r>
+      <w:r>
+        <w:rPr>
+          <w:b w:val="0"/>
+        </w:rPr>
+        <w:t>s</w:t>
       </w:r>
     </w:p>
     <w:p>
@@ -4813,13 +7582,61 @@
       </w:r>
     </w:p>
     <w:p>
-      <w:r>
-        <w:t>If you are unsure, return to the worked picture and explain one arrow. If you are ready, change an input or assumption and justify your prediction.</w:t>
-      </w:r>
-    </w:p>
-    <w:p>
-      <w:r>
-        <w:t>Save your workbook evidence. At the next review, try a different case before opening your old answer.</w:t>
+      <w:pPr>
+        <w:spacing w:line="336" w:lineRule="auto" w:after="180"/>
+      </w:pPr>
+      <w:r>
+        <w:rPr>
+          <w:b w:val="0"/>
+        </w:rPr>
+        <w:t xml:space="preserve">If you are unsure, return to the worked picture and explain one arrow. If you are ready, change an </w:t>
+      </w:r>
+      <w:r>
+        <w:rPr>
+          <w:b/>
+        </w:rPr>
+        <w:t>input</w:t>
+      </w:r>
+      <w:r>
+        <w:rPr>
+          <w:b w:val="0"/>
+        </w:rPr>
+        <w:t xml:space="preserve"> or assumption and justify your </w:t>
+      </w:r>
+      <w:r>
+        <w:rPr>
+          <w:b/>
+        </w:rPr>
+        <w:t>prediction</w:t>
+      </w:r>
+      <w:r>
+        <w:rPr>
+          <w:b w:val="0"/>
+        </w:rPr>
+        <w:t>.</w:t>
+      </w:r>
+    </w:p>
+    <w:p>
+      <w:pPr>
+        <w:spacing w:line="336" w:lineRule="auto" w:after="180"/>
+      </w:pPr>
+      <w:r>
+        <w:rPr>
+          <w:b w:val="0"/>
+        </w:rPr>
+        <w:t xml:space="preserve">Save your workbook </w:t>
+      </w:r>
+      <w:r>
+        <w:rPr>
+          <w:b/>
+        </w:rPr>
+        <w:t>evidence</w:t>
+      </w:r>
+      <w:r>
+        <w:rPr>
+          <w:b w:val="0"/>
+        </w:rPr>
+        <w:t>. At the next review, try a different case before opening your old answer.</w:t>
       </w:r>
     </w:p>
     <w:p>
@@ -4832,12 +7649,41 @@
     </w:p>
     <w:p>
       <w:r>
+        <w:t>Attempt supported questions before using hints or feedback. Review a missing building block, then keep the completed work.</w:t>
+      </w:r>
+    </w:p>
+    <w:p>
+      <w:pPr>
+        <w:spacing w:line="336" w:lineRule="auto" w:after="180"/>
+      </w:pPr>
+      <w:r>
+        <w:rPr>
+          <w:b w:val="0"/>
+        </w:rPr>
         <w:t>Use this supported practice once, in the browser or on paper. Keep the reserved independent assessment for a separate first attempt before teacher feedback.</w:t>
       </w:r>
     </w:p>
     <w:p>
-      <w:r>
-        <w:t>A fictional two-token distribution illustrates variability in generation.</w:t>
+      <w:pPr>
+        <w:spacing w:line="336" w:lineRule="auto" w:after="180"/>
+      </w:pPr>
+      <w:r>
+        <w:rPr>
+          <w:b w:val="0"/>
+        </w:rPr>
+        <w:t xml:space="preserve">A fictional two-token distribution illustrates </w:t>
+      </w:r>
+      <w:r>
+        <w:rPr>
+          <w:b/>
+        </w:rPr>
+        <w:t>variability</w:t>
+      </w:r>
+      <w:r>
+        <w:rPr>
+          <w:b w:val="0"/>
+        </w:rPr>
+        <w:t xml:space="preserve"> in generation.</w:t>
       </w:r>
     </w:p>
     <w:p>
@@ -4849,27 +7695,61 @@
       </w:r>
     </w:p>
     <w:p>
-      <w:r>
+      <w:pPr>
+        <w:spacing w:line="336" w:lineRule="auto" w:after="180"/>
+      </w:pPr>
+      <w:r>
+        <w:rPr>
+          <w:b w:val="0"/>
+        </w:rPr>
         <w:t>Which labelled step matches this detail? 0.85 is below 16/17, so T=0.5 selects A.</w:t>
       </w:r>
     </w:p>
     <w:p>
-      <w:r>
+      <w:pPr>
+        <w:spacing w:line="336" w:lineRule="auto" w:after="180"/>
+        <w:shd w:fill="F4F9FC"/>
+      </w:pPr>
+      <w:r>
+        <w:rPr>
+          <w:b w:val="0"/>
+        </w:rPr>
         <w:t>1. Normalise</w:t>
       </w:r>
     </w:p>
     <w:p>
-      <w:r>
+      <w:pPr>
+        <w:spacing w:line="336" w:lineRule="auto" w:after="180"/>
+        <w:shd w:fill="F4F9FC"/>
+      </w:pPr>
+      <w:r>
+        <w:rPr>
+          <w:b w:val="0"/>
+        </w:rPr>
         <w:t>2. Original distribution</w:t>
       </w:r>
     </w:p>
     <w:p>
-      <w:r>
+      <w:pPr>
+        <w:spacing w:line="336" w:lineRule="auto" w:after="180"/>
+        <w:shd w:fill="F4F9FC"/>
+      </w:pPr>
+      <w:r>
+        <w:rPr>
+          <w:b w:val="0"/>
+        </w:rPr>
         <w:t>3. T=0.5 weights</w:t>
       </w:r>
     </w:p>
     <w:p>
-      <w:r>
+      <w:pPr>
+        <w:spacing w:line="336" w:lineRule="auto" w:after="180"/>
+        <w:shd w:fill="F4F9FC"/>
+      </w:pPr>
+      <w:r>
+        <w:rPr>
+          <w:b w:val="0"/>
+        </w:rPr>
         <w:t>4. Same draw</w:t>
       </w:r>
     </w:p>
@@ -4907,41 +7787,215 @@
       </w:r>
     </w:p>
     <w:p>
-      <w:r>
+      <w:pPr>
+        <w:pStyle w:val="Heading3"/>
+      </w:pPr>
+      <w:r>
+        <w:t>Hint · try first</w:t>
+      </w:r>
+    </w:p>
+    <w:p>
+      <w:pPr>
+        <w:spacing w:line="336" w:lineRule="auto" w:after="180"/>
+        <w:shd w:fill="F1F6F8"/>
+      </w:pPr>
+      <w:r>
+        <w:rPr>
+          <w:b w:val="0"/>
+        </w:rPr>
         <w:t>Hint if needed: Read the steps in the pictorial case. Match the supplied detail to the stage that performs or records it.</w:t>
       </w:r>
     </w:p>
     <w:p>
-      <w:r>
-        <w:t>After your attempt, compare with the supported explanation: Same draw 0.85 is below 16/17, so T=0.5 selects A. Lower positive temperature concentrates this unequal distribution on its larger entry. It changes sampling probabilities, not evidence for whether A or B is true. Using the same draw isolates how the distribution changes the decision. This formula is a toy probability-space illustration corresponding to a temperature-scaled model distribution.</w:t>
-      </w:r>
-    </w:p>
-    <w:p>
       <w:pPr>
         <w:pStyle w:val="Heading3"/>
       </w:pPr>
       <w:r>
+        <w:t>Feedback · compare after trying</w:t>
+      </w:r>
+    </w:p>
+    <w:p>
+      <w:pPr>
+        <w:spacing w:line="336" w:lineRule="auto" w:after="180"/>
+        <w:shd w:fill="F1F6FC"/>
+      </w:pPr>
+      <w:r>
+        <w:rPr>
+          <w:b w:val="0"/>
+        </w:rPr>
+        <w:t xml:space="preserve">After your attempt, compare with the supported explanation: Same draw 0.85 is below 16/17, so T=0.5 selects A. Lower positive </w:t>
+      </w:r>
+      <w:r>
+        <w:rPr>
+          <w:b/>
+        </w:rPr>
+        <w:t>temperature</w:t>
+      </w:r>
+      <w:r>
+        <w:rPr>
+          <w:b w:val="0"/>
+        </w:rPr>
+        <w:t xml:space="preserve"> concentrates this unequal distribution on its larger entry.</w:t>
+      </w:r>
+    </w:p>
+    <w:p>
+      <w:pPr>
+        <w:spacing w:line="336" w:lineRule="auto" w:after="180"/>
+        <w:shd w:fill="F1F6FC"/>
+      </w:pPr>
+      <w:r>
+        <w:rPr>
+          <w:b w:val="0"/>
+        </w:rPr>
+        <w:t xml:space="preserve">It changes </w:t>
+      </w:r>
+      <w:r>
+        <w:rPr>
+          <w:b/>
+        </w:rPr>
+        <w:t>sampling</w:t>
+      </w:r>
+      <w:r>
+        <w:rPr>
+          <w:b w:val="0"/>
+        </w:rPr>
+        <w:t xml:space="preserve"> probabilities, not </w:t>
+      </w:r>
+      <w:r>
+        <w:rPr>
+          <w:b/>
+        </w:rPr>
+        <w:t>evidence</w:t>
+      </w:r>
+      <w:r>
+        <w:rPr>
+          <w:b w:val="0"/>
+        </w:rPr>
+        <w:t xml:space="preserve"> for whether A or B is true. Using the same draw isolates how the distribution changes the decision.</w:t>
+      </w:r>
+    </w:p>
+    <w:p>
+      <w:pPr>
+        <w:spacing w:line="336" w:lineRule="auto" w:after="180"/>
+        <w:shd w:fill="F1F6FC"/>
+      </w:pPr>
+      <w:r>
+        <w:rPr>
+          <w:b w:val="0"/>
+        </w:rPr>
+        <w:t xml:space="preserve">This formula is a toy probability-space illustration corresponding to a </w:t>
+      </w:r>
+      <w:r>
+        <w:rPr>
+          <w:b/>
+        </w:rPr>
+        <w:t>temperature</w:t>
+      </w:r>
+      <w:r>
+        <w:rPr>
+          <w:b w:val="0"/>
+        </w:rPr>
+        <w:t>-scaled model distribution.</w:t>
+      </w:r>
+    </w:p>
+    <w:p>
+      <w:pPr>
+        <w:pStyle w:val="Heading3"/>
+      </w:pPr>
+      <w:r>
         <w:t>Practice 2: explain the deciding evidence</w:t>
       </w:r>
     </w:p>
     <w:p>
-      <w:r>
+      <w:pPr>
+        <w:pStyle w:val="Heading3"/>
+      </w:pPr>
+      <w:r>
+        <w:t>Changed case · predict first</w:t>
+      </w:r>
+    </w:p>
+    <w:p>
+      <w:pPr>
+        <w:spacing w:line="336" w:lineRule="auto" w:after="180"/>
+        <w:shd w:fill="F5F1FB"/>
+      </w:pPr>
+      <w:r>
+        <w:rPr>
+          <w:b w:val="0"/>
+        </w:rPr>
         <w:t>Changed-case practice: Set the draw to 0.97, keeping both distributions. Which conclusion is supported by the supplied facts?</w:t>
       </w:r>
     </w:p>
     <w:p>
-      <w:r>
-        <w:t>1. This one example guarantees correct results for every future input.</w:t>
-      </w:r>
-    </w:p>
-    <w:p>
-      <w:r>
-        <w:t>2. Both temperatures select B.</w:t>
-      </w:r>
-    </w:p>
-    <w:p>
-      <w:r>
-        <w:t>3. We can decide the result without examining the changed input or the procedure.</w:t>
+      <w:pPr>
+        <w:spacing w:line="336" w:lineRule="auto" w:after="180"/>
+        <w:shd w:fill="F4F9FC"/>
+      </w:pPr>
+      <w:r>
+        <w:rPr>
+          <w:b w:val="0"/>
+        </w:rPr>
+        <w:t xml:space="preserve">1. This one example guarantees correct results for every future </w:t>
+      </w:r>
+      <w:r>
+        <w:rPr>
+          <w:b/>
+        </w:rPr>
+        <w:t>input</w:t>
+      </w:r>
+      <w:r>
+        <w:rPr>
+          <w:b w:val="0"/>
+        </w:rPr>
+        <w:t>.</w:t>
+      </w:r>
+    </w:p>
+    <w:p>
+      <w:pPr>
+        <w:spacing w:line="336" w:lineRule="auto" w:after="180"/>
+        <w:shd w:fill="F4F9FC"/>
+      </w:pPr>
+      <w:r>
+        <w:rPr>
+          <w:b w:val="0"/>
+        </w:rPr>
+        <w:t xml:space="preserve">2. Both </w:t>
+      </w:r>
+      <w:r>
+        <w:rPr>
+          <w:b/>
+        </w:rPr>
+        <w:t>temperature</w:t>
+      </w:r>
+      <w:r>
+        <w:rPr>
+          <w:b w:val="0"/>
+        </w:rPr>
+        <w:t>s select B.</w:t>
+      </w:r>
+    </w:p>
+    <w:p>
+      <w:pPr>
+        <w:spacing w:line="336" w:lineRule="auto" w:after="180"/>
+        <w:shd w:fill="F4F9FC"/>
+      </w:pPr>
+      <w:r>
+        <w:rPr>
+          <w:b w:val="0"/>
+        </w:rPr>
+        <w:t xml:space="preserve">3. We can decide the result without examining the changed </w:t>
+      </w:r>
+      <w:r>
+        <w:rPr>
+          <w:b/>
+        </w:rPr>
+        <w:t>input</w:t>
+      </w:r>
+      <w:r>
+        <w:rPr>
+          <w:b w:val="0"/>
+        </w:rPr>
+        <w:t xml:space="preserve"> or the procedure.</w:t>
       </w:r>
     </w:p>
     <w:p>
@@ -4978,31 +8032,155 @@
       </w:r>
     </w:p>
     <w:p>
-      <w:r>
+      <w:pPr>
+        <w:pStyle w:val="Heading3"/>
+      </w:pPr>
+      <w:r>
+        <w:t>Hint · try first</w:t>
+      </w:r>
+    </w:p>
+    <w:p>
+      <w:pPr>
+        <w:spacing w:line="336" w:lineRule="auto" w:after="180"/>
+        <w:shd w:fill="F1F6F8"/>
+      </w:pPr>
+      <w:r>
+        <w:rPr>
+          <w:b w:val="0"/>
+        </w:rPr>
         <w:t>Hint if needed: Use the changed condition and the deciding step in the pictorial trace. The answer must say what follows from those facts.</w:t>
       </w:r>
     </w:p>
     <w:p>
-      <w:r>
-        <w:t>After your attempt, compare with the supported explanation: Both temperatures select B. 0.97 exceeds both A boundaries, 0.8 and approximately 0.9412.</w:t>
-      </w:r>
-    </w:p>
-    <w:p>
       <w:pPr>
         <w:pStyle w:val="Heading3"/>
       </w:pPr>
       <w:r>
+        <w:t>Feedback · compare after trying</w:t>
+      </w:r>
+    </w:p>
+    <w:p>
+      <w:pPr>
+        <w:spacing w:line="336" w:lineRule="auto" w:after="180"/>
+        <w:shd w:fill="F1F6FC"/>
+      </w:pPr>
+      <w:r>
+        <w:rPr>
+          <w:b w:val="0"/>
+        </w:rPr>
+        <w:t xml:space="preserve">After your attempt, compare with the supported explanation: Both </w:t>
+      </w:r>
+      <w:r>
+        <w:rPr>
+          <w:b/>
+        </w:rPr>
+        <w:t>temperature</w:t>
+      </w:r>
+      <w:r>
+        <w:rPr>
+          <w:b w:val="0"/>
+        </w:rPr>
+        <w:t>s select B. 0.97 exceeds both A boundaries, 0.8 and approximately 0.9412.</w:t>
+      </w:r>
+    </w:p>
+    <w:p>
+      <w:pPr>
+        <w:pStyle w:val="Heading3"/>
+      </w:pPr>
+      <w:r>
         <w:t>Repair a missing building block</w:t>
       </w:r>
     </w:p>
     <w:p>
-      <w:r>
-        <w:t>Review Tokens and Context (ai-3/3). Goal: Account for fixed text, evidence and reserved output under a toy budget. Short practice: Can A alone justify answering 20 seats after the exception is known?. Return to this week and explain what you changed.</w:t>
-      </w:r>
-    </w:p>
-    <w:p>
-      <w:r>
-        <w:t>Review Predictive and Generative AI (ai-3/1). Goal: Distinguish discriminative prediction from generation by inspecting the requested output. Short practice: Identify the first unsupported claim and explain what source would be needed before asserting it.. Return to this week and explain what you changed.</w:t>
+      <w:pPr>
+        <w:spacing w:line="336" w:lineRule="auto" w:after="180"/>
+      </w:pPr>
+      <w:r>
+        <w:rPr>
+          <w:b w:val="0"/>
+        </w:rPr>
+        <w:t xml:space="preserve">Review Tokens and Context (ai-3/3). Goal: Account for fixed text, </w:t>
+      </w:r>
+      <w:r>
+        <w:rPr>
+          <w:b/>
+        </w:rPr>
+        <w:t>evidence</w:t>
+      </w:r>
+      <w:r>
+        <w:rPr>
+          <w:b w:val="0"/>
+        </w:rPr>
+        <w:t xml:space="preserve"> and reserved </w:t>
+      </w:r>
+      <w:r>
+        <w:rPr>
+          <w:b/>
+        </w:rPr>
+        <w:t>output</w:t>
+      </w:r>
+      <w:r>
+        <w:rPr>
+          <w:b w:val="0"/>
+        </w:rPr>
+        <w:t xml:space="preserve"> under a toy budget. Short practice: Can A alone justify answering 20 seats after the exception is known?.</w:t>
+      </w:r>
+    </w:p>
+    <w:p>
+      <w:pPr>
+        <w:spacing w:line="336" w:lineRule="auto" w:after="180"/>
+      </w:pPr>
+      <w:r>
+        <w:rPr>
+          <w:b w:val="0"/>
+        </w:rPr>
+        <w:t>Return to this week and explain what you changed.</w:t>
+      </w:r>
+    </w:p>
+    <w:p>
+      <w:pPr>
+        <w:spacing w:line="336" w:lineRule="auto" w:after="180"/>
+      </w:pPr>
+      <w:r>
+        <w:rPr>
+          <w:b w:val="0"/>
+        </w:rPr>
+        <w:t xml:space="preserve">Review Predictive and Generative AI (ai-3/1). Goal: Distinguish discriminative </w:t>
+      </w:r>
+      <w:r>
+        <w:rPr>
+          <w:b/>
+        </w:rPr>
+        <w:t>prediction</w:t>
+      </w:r>
+      <w:r>
+        <w:rPr>
+          <w:b w:val="0"/>
+        </w:rPr>
+        <w:t xml:space="preserve"> from generation by inspecting the requested </w:t>
+      </w:r>
+      <w:r>
+        <w:rPr>
+          <w:b/>
+        </w:rPr>
+        <w:t>output</w:t>
+      </w:r>
+      <w:r>
+        <w:rPr>
+          <w:b w:val="0"/>
+        </w:rPr>
+        <w:t>.</w:t>
+      </w:r>
+    </w:p>
+    <w:p>
+      <w:pPr>
+        <w:spacing w:line="336" w:lineRule="auto" w:after="180"/>
+      </w:pPr>
+      <w:r>
+        <w:rPr>
+          <w:b w:val="0"/>
+        </w:rPr>
+        <w:t>Short practice: Identify the first unsupported claim and explain what source would be needed before asserting it.. Return to this week and explain what you changed.</w:t>
       </w:r>
     </w:p>
     <w:p>
@@ -5014,8 +8192,681 @@
       </w:r>
     </w:p>
     <w:p>
-      <w:r>
-        <w:t>Use Download completed work in the hosted lesson to export your answers, reflections, practice feedback and code-run evidence. Open the HTML copy to read or print it. Drafts stay in this browser when storage is available; clear drafts on a shared device.</w:t>
+      <w:pPr>
+        <w:spacing w:line="336" w:lineRule="auto" w:after="180"/>
+      </w:pPr>
+      <w:r>
+        <w:rPr>
+          <w:b w:val="0"/>
+        </w:rPr>
+        <w:t xml:space="preserve">Use Download completed work in the hosted lesson to export your answers, reflections, practice feedback and code-run </w:t>
+      </w:r>
+      <w:r>
+        <w:rPr>
+          <w:b/>
+        </w:rPr>
+        <w:t>evidence</w:t>
+      </w:r>
+      <w:r>
+        <w:rPr>
+          <w:b w:val="0"/>
+        </w:rPr>
+        <w:t>. Open the HTML copy to read or print it.</w:t>
+      </w:r>
+    </w:p>
+    <w:p>
+      <w:pPr>
+        <w:spacing w:line="336" w:lineRule="auto" w:after="180"/>
+      </w:pPr>
+      <w:r>
+        <w:rPr>
+          <w:b w:val="0"/>
+        </w:rPr>
+        <w:t>Drafts stay in this browser when storage is available; clear drafts on a shared device.</w:t>
+      </w:r>
+    </w:p>
+    <w:p>
+      <w:pPr>
+        <w:pStyle w:val="Heading1"/>
+      </w:pPr>
+      <w:r>
+        <w:t>18. Visual concept journey</w:t>
+      </w:r>
+    </w:p>
+    <w:p>
+      <w:r>
+        <w:t>Explain each Sampling and Variability graphic using its labels, deciding evidence and relevant limitation.</w:t>
+      </w:r>
+    </w:p>
+    <w:p>
+      <w:pPr>
+        <w:pStyle w:val="Heading3"/>
+      </w:pPr>
+      <w:r>
+        <w:t>01. Sampling and Variability: the case</w:t>
+      </w:r>
+    </w:p>
+    <w:p>
+      <w:r>
+        <w:drawing>
+          <wp:inline xmlns:a="http://schemas.openxmlformats.org/drawingml/2006/main" xmlns:pic="http://schemas.openxmlformats.org/drawingml/2006/picture">
+            <wp:extent cx="5486400" cy="2840736"/>
+            <wp:docPr id="23" name="Picture 23" descr="A fictional two-token distribution illustrates variability in generation. Supplied facts: At T=1, A=0.8 and B=0.2. For positive T use p^(1/T), then normalise. Use token order A,B and cumulative intervals [0,boundary),[boundary,1). Draw u=0.85."/>
+            <wp:cNvGraphicFramePr>
+              <a:graphicFrameLocks noChangeAspect="1"/>
+            </wp:cNvGraphicFramePr>
+            <a:graphic>
+              <a:graphicData uri="http://schemas.openxmlformats.org/drawingml/2006/picture">
+                <pic:pic>
+                  <pic:nvPicPr>
+                    <pic:cNvPr id="0" name="academy-story-ai-3-4-01.png"/>
+                    <pic:cNvPicPr/>
+                  </pic:nvPicPr>
+                  <pic:blipFill>
+                    <a:blip r:embed="rId30"/>
+                    <a:stretch>
+                      <a:fillRect/>
+                    </a:stretch>
+                  </pic:blipFill>
+                  <pic:spPr>
+                    <a:xfrm>
+                      <a:off x="0" y="0"/>
+                      <a:ext cx="5486400" cy="2840736"/>
+                    </a:xfrm>
+                    <a:prstGeom prst="rect"/>
+                  </pic:spPr>
+                </pic:pic>
+              </a:graphicData>
+            </a:graphic>
+          </wp:inline>
+        </w:drawing>
+      </w:r>
+    </w:p>
+    <w:p>
+      <w:pPr>
+        <w:spacing w:line="336" w:lineRule="auto" w:after="180"/>
+      </w:pPr>
+      <w:r>
+        <w:rPr>
+          <w:b w:val="0"/>
+        </w:rPr>
+        <w:t xml:space="preserve">A fictional two-token distribution illustrates </w:t>
+      </w:r>
+      <w:r>
+        <w:rPr>
+          <w:b/>
+        </w:rPr>
+        <w:t>variability</w:t>
+      </w:r>
+      <w:r>
+        <w:rPr>
+          <w:b w:val="0"/>
+        </w:rPr>
+        <w:t xml:space="preserve"> in generation. Supplied facts: At T=1, A=0.8 and B=0.2. For positive T use p^(1/T), then normalise.</w:t>
+      </w:r>
+    </w:p>
+    <w:p>
+      <w:pPr>
+        <w:spacing w:line="336" w:lineRule="auto" w:after="180"/>
+      </w:pPr>
+      <w:r>
+        <w:rPr>
+          <w:b w:val="0"/>
+        </w:rPr>
+        <w:t xml:space="preserve">Use token order A,B and </w:t>
+      </w:r>
+      <w:r>
+        <w:rPr>
+          <w:b/>
+        </w:rPr>
+        <w:t>cumulative interval</w:t>
+      </w:r>
+      <w:r>
+        <w:rPr>
+          <w:b w:val="0"/>
+        </w:rPr>
+        <w:t>s [0,boundary),[boundary,1). Draw u=0.85.</w:t>
+      </w:r>
+    </w:p>
+    <w:p>
+      <w:pPr>
+        <w:spacing w:line="336" w:lineRule="auto" w:after="180"/>
+        <w:shd w:fill="F5F1FB"/>
+      </w:pPr>
+      <w:r>
+        <w:rPr>
+          <w:b w:val="0"/>
+        </w:rPr>
+        <w:t>Point to the given fact that matters most. Explain why it matters.</w:t>
+      </w:r>
+    </w:p>
+    <w:p>
+      <w:pPr>
+        <w:pStyle w:val="Heading3"/>
+      </w:pPr>
+      <w:r>
+        <w:t>02. Follow the deciding steps</w:t>
+      </w:r>
+    </w:p>
+    <w:p>
+      <w:r>
+        <w:drawing>
+          <wp:inline xmlns:a="http://schemas.openxmlformats.org/drawingml/2006/main" xmlns:pic="http://schemas.openxmlformats.org/drawingml/2006/picture">
+            <wp:extent cx="5486400" cy="4005072"/>
+            <wp:docPr id="24" name="Picture 24" descr="Original distribution: A boundary 0.8; u=0.85 selects B. → T=0.5 weights: Square probabilities:0.64 and 0.04; total 0.68. → Normalise: A=16/17≈0.9412; B=1/17≈0.0588. → Same draw: 0.85 is below 16/17, so T=0.5 selects A."/>
+            <wp:cNvGraphicFramePr>
+              <a:graphicFrameLocks noChangeAspect="1"/>
+            </wp:cNvGraphicFramePr>
+            <a:graphic>
+              <a:graphicData uri="http://schemas.openxmlformats.org/drawingml/2006/picture">
+                <pic:pic>
+                  <pic:nvPicPr>
+                    <pic:cNvPr id="0" name="academy-story-ai-3-4-02.png"/>
+                    <pic:cNvPicPr/>
+                  </pic:nvPicPr>
+                  <pic:blipFill>
+                    <a:blip r:embed="rId31"/>
+                    <a:stretch>
+                      <a:fillRect/>
+                    </a:stretch>
+                  </pic:blipFill>
+                  <pic:spPr>
+                    <a:xfrm>
+                      <a:off x="0" y="0"/>
+                      <a:ext cx="5486400" cy="4005072"/>
+                    </a:xfrm>
+                    <a:prstGeom prst="rect"/>
+                  </pic:spPr>
+                </pic:pic>
+              </a:graphicData>
+            </a:graphic>
+          </wp:inline>
+        </w:drawing>
+      </w:r>
+    </w:p>
+    <w:p>
+      <w:pPr>
+        <w:spacing w:line="336" w:lineRule="auto" w:after="180"/>
+      </w:pPr>
+      <w:r>
+        <w:rPr>
+          <w:b w:val="0"/>
+        </w:rPr>
+        <w:t>Original distribution: A boundary 0.8; u=0.85 selects B. → T=0.5 weights: Square probabilities:0.64 and 0.04; total 0.68. → Normalise: A=16/17≈0.9412; B=1/17≈0.0588. → Same draw: 0.85 is below 16/17, so T=0.5 selects A.</w:t>
+      </w:r>
+    </w:p>
+    <w:p>
+      <w:pPr>
+        <w:spacing w:line="336" w:lineRule="auto" w:after="180"/>
+        <w:shd w:fill="F5F1FB"/>
+      </w:pPr>
+      <w:r>
+        <w:rPr>
+          <w:b w:val="0"/>
+        </w:rPr>
+        <w:t xml:space="preserve">Point to each numbered stage and explain which recorded </w:t>
+      </w:r>
+      <w:r>
+        <w:rPr>
+          <w:b/>
+        </w:rPr>
+        <w:t>input</w:t>
+      </w:r>
+      <w:r>
+        <w:rPr>
+          <w:b w:val="0"/>
+        </w:rPr>
+        <w:t xml:space="preserve"> it uses.</w:t>
+      </w:r>
+    </w:p>
+    <w:p>
+      <w:pPr>
+        <w:pStyle w:val="Heading3"/>
+      </w:pPr>
+      <w:r>
+        <w:t>03. Temperature-scaled toy probabilities</w:t>
+      </w:r>
+    </w:p>
+    <w:p>
+      <w:r>
+        <w:drawing>
+          <wp:inline xmlns:a="http://schemas.openxmlformats.org/drawingml/2006/main" xmlns:pic="http://schemas.openxmlformats.org/drawingml/2006/picture">
+            <wp:extent cx="5486400" cy="3096768"/>
+            <wp:docPr id="25" name="Picture 25" descr="Temperature-scaled toy probabilities. A: T=1 = 0.8, T=0.5 = 0.9411764705882353. B: T=1 = 0.2, T=0.5 = 0.058823529411764705."/>
+            <wp:cNvGraphicFramePr>
+              <a:graphicFrameLocks noChangeAspect="1"/>
+            </wp:cNvGraphicFramePr>
+            <a:graphic>
+              <a:graphicData uri="http://schemas.openxmlformats.org/drawingml/2006/picture">
+                <pic:pic>
+                  <pic:nvPicPr>
+                    <pic:cNvPr id="0" name="academy-story-ai-3-4-03.png"/>
+                    <pic:cNvPicPr/>
+                  </pic:nvPicPr>
+                  <pic:blipFill>
+                    <a:blip r:embed="rId32"/>
+                    <a:stretch>
+                      <a:fillRect/>
+                    </a:stretch>
+                  </pic:blipFill>
+                  <pic:spPr>
+                    <a:xfrm>
+                      <a:off x="0" y="0"/>
+                      <a:ext cx="5486400" cy="3096768"/>
+                    </a:xfrm>
+                    <a:prstGeom prst="rect"/>
+                  </pic:spPr>
+                </pic:pic>
+              </a:graphicData>
+            </a:graphic>
+          </wp:inline>
+        </w:drawing>
+      </w:r>
+    </w:p>
+    <w:p>
+      <w:pPr>
+        <w:spacing w:line="336" w:lineRule="auto" w:after="180"/>
+      </w:pPr>
+      <w:r>
+        <w:rPr>
+          <w:b/>
+        </w:rPr>
+        <w:t>Temperature</w:t>
+      </w:r>
+      <w:r>
+        <w:rPr>
+          <w:b w:val="0"/>
+        </w:rPr>
+        <w:t>-scaled toy probabilities. A: T=1 = 0.8, T=0.5 = 0.9411764705882353. B: T=1 = 0.2, T=0.5 = 0.058823529411764705.</w:t>
+      </w:r>
+    </w:p>
+    <w:p>
+      <w:pPr>
+        <w:spacing w:line="336" w:lineRule="auto" w:after="180"/>
+        <w:shd w:fill="F5F1FB"/>
+      </w:pPr>
+      <w:r>
+        <w:rPr>
+          <w:b w:val="0"/>
+        </w:rPr>
+        <w:t>Read the labels and values. Explain the relationship the model shows.</w:t>
+      </w:r>
+    </w:p>
+    <w:p>
+      <w:pPr>
+        <w:pStyle w:val="Heading3"/>
+      </w:pPr>
+      <w:r>
+        <w:t>04. Change one thing. Trace what follows.</w:t>
+      </w:r>
+    </w:p>
+    <w:p>
+      <w:r>
+        <w:drawing>
+          <wp:inline xmlns:a="http://schemas.openxmlformats.org/drawingml/2006/main" xmlns:pic="http://schemas.openxmlformats.org/drawingml/2006/picture">
+            <wp:extent cx="5486400" cy="3026664"/>
+            <wp:docPr id="26" name="Picture 26" descr="Original case: 0.85 is below 16/17, so T=0.5 selects A. Changed condition: Set the draw to 0.97, keeping both distributions. Expected result: Both temperatures select B. Reason: 0.97 exceeds both A boundaries, 0.8 and approximately 0.9412."/>
+            <wp:cNvGraphicFramePr>
+              <a:graphicFrameLocks noChangeAspect="1"/>
+            </wp:cNvGraphicFramePr>
+            <a:graphic>
+              <a:graphicData uri="http://schemas.openxmlformats.org/drawingml/2006/picture">
+                <pic:pic>
+                  <pic:nvPicPr>
+                    <pic:cNvPr id="0" name="academy-story-ai-3-4-04.png"/>
+                    <pic:cNvPicPr/>
+                  </pic:nvPicPr>
+                  <pic:blipFill>
+                    <a:blip r:embed="rId33"/>
+                    <a:stretch>
+                      <a:fillRect/>
+                    </a:stretch>
+                  </pic:blipFill>
+                  <pic:spPr>
+                    <a:xfrm>
+                      <a:off x="0" y="0"/>
+                      <a:ext cx="5486400" cy="3026664"/>
+                    </a:xfrm>
+                    <a:prstGeom prst="rect"/>
+                  </pic:spPr>
+                </pic:pic>
+              </a:graphicData>
+            </a:graphic>
+          </wp:inline>
+        </w:drawing>
+      </w:r>
+    </w:p>
+    <w:p>
+      <w:pPr>
+        <w:spacing w:line="336" w:lineRule="auto" w:after="180"/>
+      </w:pPr>
+      <w:r>
+        <w:rPr>
+          <w:b w:val="0"/>
+        </w:rPr>
+        <w:t xml:space="preserve">Original case: 0.85 is below 16/17, so T=0.5 selects A. Changed condition: Set the draw to 0.97, keeping both distributions. Expected result: Both </w:t>
+      </w:r>
+      <w:r>
+        <w:rPr>
+          <w:b/>
+        </w:rPr>
+        <w:t>temperature</w:t>
+      </w:r>
+      <w:r>
+        <w:rPr>
+          <w:b w:val="0"/>
+        </w:rPr>
+        <w:t>s select B.</w:t>
+      </w:r>
+    </w:p>
+    <w:p>
+      <w:pPr>
+        <w:spacing w:line="336" w:lineRule="auto" w:after="180"/>
+      </w:pPr>
+      <w:r>
+        <w:rPr>
+          <w:b w:val="0"/>
+        </w:rPr>
+        <w:t>Reason: 0.97 exceeds both A boundaries, 0.8 and approximately 0.9412.</w:t>
+      </w:r>
+    </w:p>
+    <w:p>
+      <w:pPr>
+        <w:spacing w:line="336" w:lineRule="auto" w:after="180"/>
+        <w:shd w:fill="F5F1FB"/>
+      </w:pPr>
+      <w:r>
+        <w:rPr>
+          <w:b w:val="0"/>
+        </w:rPr>
+        <w:t>Predict before checking the worked changed-case result. Name what changed and what the supplied facts allow you to conclude.</w:t>
+      </w:r>
+    </w:p>
+    <w:p>
+      <w:pPr>
+        <w:pStyle w:val="Heading3"/>
+      </w:pPr>
+      <w:r>
+        <w:t>05. Connect the explanation to its limit</w:t>
+      </w:r>
+    </w:p>
+    <w:p>
+      <w:r>
+        <w:drawing>
+          <wp:inline xmlns:a="http://schemas.openxmlformats.org/drawingml/2006/main" xmlns:pic="http://schemas.openxmlformats.org/drawingml/2006/picture">
+            <wp:extent cx="5486400" cy="2834640"/>
+            <wp:docPr id="27" name="Picture 27" descr="Lower positive temperature concentrates this unequal distribution on its larger entry. It changes sampling probabilities, not evidence for whether A or B is true. Using the same draw isolates how the distribution changes the decision. This formula is a toy probability-space illustration corresponding to a temperature-scaled model distribution. Limit: Two tokens and one draw do not predict every output; temperature alone does not solve hallucinations."/>
+            <wp:cNvGraphicFramePr>
+              <a:graphicFrameLocks noChangeAspect="1"/>
+            </wp:cNvGraphicFramePr>
+            <a:graphic>
+              <a:graphicData uri="http://schemas.openxmlformats.org/drawingml/2006/picture">
+                <pic:pic>
+                  <pic:nvPicPr>
+                    <pic:cNvPr id="0" name="academy-story-ai-3-4-05.png"/>
+                    <pic:cNvPicPr/>
+                  </pic:nvPicPr>
+                  <pic:blipFill>
+                    <a:blip r:embed="rId34"/>
+                    <a:stretch>
+                      <a:fillRect/>
+                    </a:stretch>
+                  </pic:blipFill>
+                  <pic:spPr>
+                    <a:xfrm>
+                      <a:off x="0" y="0"/>
+                      <a:ext cx="5486400" cy="2834640"/>
+                    </a:xfrm>
+                    <a:prstGeom prst="rect"/>
+                  </pic:spPr>
+                </pic:pic>
+              </a:graphicData>
+            </a:graphic>
+          </wp:inline>
+        </w:drawing>
+      </w:r>
+    </w:p>
+    <w:p>
+      <w:pPr>
+        <w:spacing w:line="336" w:lineRule="auto" w:after="180"/>
+      </w:pPr>
+      <w:r>
+        <w:rPr>
+          <w:b w:val="0"/>
+        </w:rPr>
+        <w:t xml:space="preserve">Lower positive </w:t>
+      </w:r>
+      <w:r>
+        <w:rPr>
+          <w:b/>
+        </w:rPr>
+        <w:t>temperature</w:t>
+      </w:r>
+      <w:r>
+        <w:rPr>
+          <w:b w:val="0"/>
+        </w:rPr>
+        <w:t xml:space="preserve"> concentrates this unequal distribution on its larger entry. It changes </w:t>
+      </w:r>
+      <w:r>
+        <w:rPr>
+          <w:b/>
+        </w:rPr>
+        <w:t>sampling</w:t>
+      </w:r>
+      <w:r>
+        <w:rPr>
+          <w:b w:val="0"/>
+        </w:rPr>
+        <w:t xml:space="preserve"> probabilities, not </w:t>
+      </w:r>
+      <w:r>
+        <w:rPr>
+          <w:b/>
+        </w:rPr>
+        <w:t>evidence</w:t>
+      </w:r>
+      <w:r>
+        <w:rPr>
+          <w:b w:val="0"/>
+        </w:rPr>
+        <w:t xml:space="preserve"> for whether A or B is true.</w:t>
+      </w:r>
+    </w:p>
+    <w:p>
+      <w:pPr>
+        <w:spacing w:line="336" w:lineRule="auto" w:after="180"/>
+      </w:pPr>
+      <w:r>
+        <w:rPr>
+          <w:b w:val="0"/>
+        </w:rPr>
+        <w:t xml:space="preserve">Using the same draw isolates how the distribution changes the decision. This formula is a toy probability-space illustration corresponding to a </w:t>
+      </w:r>
+      <w:r>
+        <w:rPr>
+          <w:b/>
+        </w:rPr>
+        <w:t>temperature</w:t>
+      </w:r>
+      <w:r>
+        <w:rPr>
+          <w:b w:val="0"/>
+        </w:rPr>
+        <w:t>-scaled model distribution.</w:t>
+      </w:r>
+    </w:p>
+    <w:p>
+      <w:pPr>
+        <w:spacing w:line="336" w:lineRule="auto" w:after="180"/>
+      </w:pPr>
+      <w:r>
+        <w:rPr>
+          <w:b w:val="0"/>
+        </w:rPr>
+        <w:t xml:space="preserve">Limit: Two tokens and one draw do not predict every </w:t>
+      </w:r>
+      <w:r>
+        <w:rPr>
+          <w:b/>
+        </w:rPr>
+        <w:t>output</w:t>
+      </w:r>
+      <w:r>
+        <w:rPr>
+          <w:b w:val="0"/>
+        </w:rPr>
+        <w:t xml:space="preserve">; </w:t>
+      </w:r>
+      <w:r>
+        <w:rPr>
+          <w:b/>
+        </w:rPr>
+        <w:t>temperature</w:t>
+      </w:r>
+      <w:r>
+        <w:rPr>
+          <w:b w:val="0"/>
+        </w:rPr>
+        <w:t xml:space="preserve"> alone does not solve hallucinations.</w:t>
+      </w:r>
+    </w:p>
+    <w:p>
+      <w:pPr>
+        <w:spacing w:line="336" w:lineRule="auto" w:after="180"/>
+        <w:shd w:fill="F5F1FB"/>
+      </w:pPr>
+      <w:r>
+        <w:rPr>
+          <w:b w:val="0"/>
+        </w:rPr>
+        <w:t>Explain the case, then point to a limit on the claim.</w:t>
+      </w:r>
+    </w:p>
+    <w:p>
+      <w:pPr>
+        <w:pStyle w:val="Heading3"/>
+      </w:pPr>
+      <w:r>
+        <w:t>06. Make the idea visible in your project</w:t>
+      </w:r>
+    </w:p>
+    <w:p>
+      <w:r>
+        <w:drawing>
+          <wp:inline xmlns:a="http://schemas.openxmlformats.org/drawingml/2006/main" xmlns:pic="http://schemas.openxmlformats.org/drawingml/2006/picture">
+            <wp:extent cx="5486400" cy="3380232"/>
+            <wp:docPr id="28" name="Picture 28" descr="Keep Study Buddy generation settings fixed during prompt comparisons and check evidence regardless of variability. Draw your input, deciding step, result and limit. Supported question: Does T=0.5 make B impossible, and does choosing A guarantee factual accuracy?"/>
+            <wp:cNvGraphicFramePr>
+              <a:graphicFrameLocks noChangeAspect="1"/>
+            </wp:cNvGraphicFramePr>
+            <a:graphic>
+              <a:graphicData uri="http://schemas.openxmlformats.org/drawingml/2006/picture">
+                <pic:pic>
+                  <pic:nvPicPr>
+                    <pic:cNvPr id="0" name="academy-story-ai-3-4-06.png"/>
+                    <pic:cNvPicPr/>
+                  </pic:nvPicPr>
+                  <pic:blipFill>
+                    <a:blip r:embed="rId35"/>
+                    <a:stretch>
+                      <a:fillRect/>
+                    </a:stretch>
+                  </pic:blipFill>
+                  <pic:spPr>
+                    <a:xfrm>
+                      <a:off x="0" y="0"/>
+                      <a:ext cx="5486400" cy="3380232"/>
+                    </a:xfrm>
+                    <a:prstGeom prst="rect"/>
+                  </pic:spPr>
+                </pic:pic>
+              </a:graphicData>
+            </a:graphic>
+          </wp:inline>
+        </w:drawing>
+      </w:r>
+    </w:p>
+    <w:p>
+      <w:pPr>
+        <w:spacing w:line="336" w:lineRule="auto" w:after="180"/>
+      </w:pPr>
+      <w:r>
+        <w:rPr>
+          <w:b w:val="0"/>
+        </w:rPr>
+        <w:t xml:space="preserve">Keep Study Buddy generation settings fixed during prompt comparisons and check </w:t>
+      </w:r>
+      <w:r>
+        <w:rPr>
+          <w:b/>
+        </w:rPr>
+        <w:t>evidence</w:t>
+      </w:r>
+      <w:r>
+        <w:rPr>
+          <w:b w:val="0"/>
+        </w:rPr>
+        <w:t xml:space="preserve"> regardless of </w:t>
+      </w:r>
+      <w:r>
+        <w:rPr>
+          <w:b/>
+        </w:rPr>
+        <w:t>variability</w:t>
+      </w:r>
+      <w:r>
+        <w:rPr>
+          <w:b w:val="0"/>
+        </w:rPr>
+        <w:t xml:space="preserve">. Draw your </w:t>
+      </w:r>
+      <w:r>
+        <w:rPr>
+          <w:b/>
+        </w:rPr>
+        <w:t>input</w:t>
+      </w:r>
+      <w:r>
+        <w:rPr>
+          <w:b w:val="0"/>
+        </w:rPr>
+        <w:t>, deciding step, result and limit.</w:t>
+      </w:r>
+    </w:p>
+    <w:p>
+      <w:pPr>
+        <w:spacing w:line="336" w:lineRule="auto" w:after="180"/>
+      </w:pPr>
+      <w:r>
+        <w:rPr>
+          <w:b w:val="0"/>
+        </w:rPr>
+        <w:t>Supported question: Does T=0.5 make B impossible, and does choosing A guarantee factual accuracy?</w:t>
+      </w:r>
+    </w:p>
+    <w:p>
+      <w:pPr>
+        <w:spacing w:line="336" w:lineRule="auto" w:after="180"/>
+        <w:shd w:fill="F5F1FB"/>
+      </w:pPr>
+      <w:r>
+        <w:rPr>
+          <w:b w:val="0"/>
+        </w:rPr>
+        <w:t xml:space="preserve">Draw your project trace and justify the deciding step using </w:t>
+      </w:r>
+      <w:r>
+        <w:rPr>
+          <w:b/>
+        </w:rPr>
+        <w:t>evidence</w:t>
+      </w:r>
+      <w:r>
+        <w:rPr>
+          <w:b w:val="0"/>
+        </w:rPr>
+        <w:t>.</w:t>
       </w:r>
     </w:p>
     <w:sectPr>
